--- a/resources/dist/sheets/civil-war-battlefields-student-sheet-en.docx
+++ b/resources/dist/sheets/civil-war-battlefields-student-sheet-en.docx
@@ -76,7 +76,7 @@
         </w:rPr>
         <w:t xml:space="preserve">Open the map in MapMaker: </w:t>
       </w:r>
-      <w:hyperlink w:history="1" r:id="rIdbysp9fr67zrmpmi-n2mzx">
+      <w:hyperlink w:history="1" r:id="rIdpwucyugp0lv8bdlzfkohj">
         <w:r>
           <w:rPr>
             <w:i/>

--- a/resources/dist/sheets/civil-war-battlefields-student-sheet-en.docx
+++ b/resources/dist/sheets/civil-war-battlefields-student-sheet-en.docx
@@ -76,7 +76,7 @@
         </w:rPr>
         <w:t xml:space="preserve">Open the map in MapMaker: </w:t>
       </w:r>
-      <w:hyperlink w:history="1" r:id="rIdpwucyugp0lv8bdlzfkohj">
+      <w:hyperlink w:history="1" r:id="rId1o4suslnsr-bqhsa_dzzk">
         <w:r>
           <w:rPr>
             <w:i/>

--- a/resources/dist/sheets/civil-war-battlefields-student-sheet-en.docx
+++ b/resources/dist/sheets/civil-war-battlefields-student-sheet-en.docx
@@ -76,7 +76,7 @@
         </w:rPr>
         <w:t xml:space="preserve">Open the map in MapMaker: </w:t>
       </w:r>
-      <w:hyperlink w:history="1" r:id="rId1o4suslnsr-bqhsa_dzzk">
+      <w:hyperlink w:history="1" r:id="rId3pj6hvjhrocryj545hh2z">
         <w:r>
           <w:rPr>
             <w:i/>

--- a/resources/dist/sheets/civil-war-battlefields-student-sheet-en.docx
+++ b/resources/dist/sheets/civil-war-battlefields-student-sheet-en.docx
@@ -76,7 +76,7 @@
         </w:rPr>
         <w:t xml:space="preserve">Open the map in MapMaker: </w:t>
       </w:r>
-      <w:hyperlink w:history="1" r:id="rId3pj6hvjhrocryj545hh2z">
+      <w:hyperlink w:history="1" r:id="rIduib3mnuumyvffbodq6ka9">
         <w:r>
           <w:rPr>
             <w:i/>

--- a/resources/dist/sheets/civil-war-battlefields-student-sheet-en.docx
+++ b/resources/dist/sheets/civil-war-battlefields-student-sheet-en.docx
@@ -76,7 +76,7 @@
         </w:rPr>
         <w:t xml:space="preserve">Open the map in MapMaker: </w:t>
       </w:r>
-      <w:hyperlink w:history="1" r:id="rIduib3mnuumyvffbodq6ka9">
+      <w:hyperlink w:history="1" r:id="rId5c1ouzz0yiud_xdrjwsrg">
         <w:r>
           <w:rPr>
             <w:i/>

--- a/resources/dist/sheets/civil-war-battlefields-student-sheet-en.docx
+++ b/resources/dist/sheets/civil-war-battlefields-student-sheet-en.docx
@@ -76,7 +76,7 @@
         </w:rPr>
         <w:t xml:space="preserve">Open the map in MapMaker: </w:t>
       </w:r>
-      <w:hyperlink w:history="1" r:id="rId5c1ouzz0yiud_xdrjwsrg">
+      <w:hyperlink w:history="1" r:id="rIdh6hbixl1hsctdx2ctgp14">
         <w:r>
           <w:rPr>
             <w:i/>

--- a/resources/dist/sheets/civil-war-battlefields-student-sheet-en.docx
+++ b/resources/dist/sheets/civil-war-battlefields-student-sheet-en.docx
@@ -76,7 +76,7 @@
         </w:rPr>
         <w:t xml:space="preserve">Open the map in MapMaker: </w:t>
       </w:r>
-      <w:hyperlink w:history="1" r:id="rIdh6hbixl1hsctdx2ctgp14">
+      <w:hyperlink w:history="1" r:id="rId7dnf_w2bsigcfwjb99ke3">
         <w:r>
           <w:rPr>
             <w:i/>

--- a/resources/dist/sheets/civil-war-battlefields-student-sheet-en.docx
+++ b/resources/dist/sheets/civil-war-battlefields-student-sheet-en.docx
@@ -76,7 +76,7 @@
         </w:rPr>
         <w:t xml:space="preserve">Open the map in MapMaker: </w:t>
       </w:r>
-      <w:hyperlink w:history="1" r:id="rId7dnf_w2bsigcfwjb99ke3">
+      <w:hyperlink w:history="1" r:id="rIdo-v9s1gkk9fbslkxdglrb">
         <w:r>
           <w:rPr>
             <w:i/>

--- a/resources/dist/sheets/civil-war-battlefields-student-sheet-en.docx
+++ b/resources/dist/sheets/civil-war-battlefields-student-sheet-en.docx
@@ -76,7 +76,7 @@
         </w:rPr>
         <w:t xml:space="preserve">Open the map in MapMaker: </w:t>
       </w:r>
-      <w:hyperlink w:history="1" r:id="rIdo-v9s1gkk9fbslkxdglrb">
+      <w:hyperlink w:history="1" r:id="rIdwmuz2hy4-g73cvvzjle4g">
         <w:r>
           <w:rPr>
             <w:i/>

--- a/resources/dist/sheets/civil-war-battlefields-student-sheet-en.docx
+++ b/resources/dist/sheets/civil-war-battlefields-student-sheet-en.docx
@@ -76,7 +76,7 @@
         </w:rPr>
         <w:t xml:space="preserve">Open the map in MapMaker: </w:t>
       </w:r>
-      <w:hyperlink w:history="1" r:id="rIdwmuz2hy4-g73cvvzjle4g">
+      <w:hyperlink w:history="1" r:id="rIdcmj-ojw8wu1wqori4ejm8">
         <w:r>
           <w:rPr>
             <w:i/>

--- a/resources/dist/sheets/civil-war-battlefields-student-sheet-en.docx
+++ b/resources/dist/sheets/civil-war-battlefields-student-sheet-en.docx
@@ -76,7 +76,7 @@
         </w:rPr>
         <w:t xml:space="preserve">Open the map in MapMaker: </w:t>
       </w:r>
-      <w:hyperlink w:history="1" r:id="rIdcmj-ojw8wu1wqori4ejm8">
+      <w:hyperlink w:history="1" r:id="rId_i4ju3_qyhmzanitgyqf1">
         <w:r>
           <w:rPr>
             <w:i/>
@@ -92,6 +92,7 @@
     <w:p>
       <w:pPr>
         <w:pStyle w:val="ListParagraph"/>
+        <w:keepNext w:val="false"/>
         <w:numPr>
           <w:ilvl w:val="0"/>
           <w:numId w:val="2"/>
@@ -115,6 +116,7 @@
     </w:p>
     <w:p>
       <w:pPr>
+        <w:keepNext w:val="false"/>
         <w:pBdr>
           <w:bottom w:val="single" w:color="8A949F" w:sz="4" w:space="1"/>
         </w:pBdr>
@@ -129,6 +131,7 @@
     </w:p>
     <w:p>
       <w:pPr>
+        <w:keepNext w:val="false"/>
         <w:pBdr>
           <w:bottom w:val="single" w:color="8A949E" w:sz="4" w:space="1"/>
         </w:pBdr>
@@ -144,6 +147,7 @@
     <w:p>
       <w:pPr>
         <w:pStyle w:val="ListParagraph"/>
+        <w:keepNext w:val="false"/>
         <w:numPr>
           <w:ilvl w:val="0"/>
           <w:numId w:val="2"/>
@@ -167,6 +171,7 @@
     </w:p>
     <w:p>
       <w:pPr>
+        <w:keepNext w:val="false"/>
         <w:pBdr>
           <w:bottom w:val="single" w:color="8A949F" w:sz="4" w:space="1"/>
         </w:pBdr>
@@ -181,6 +186,7 @@
     </w:p>
     <w:p>
       <w:pPr>
+        <w:keepNext w:val="false"/>
         <w:pBdr>
           <w:bottom w:val="single" w:color="8A949E" w:sz="4" w:space="1"/>
         </w:pBdr>
@@ -196,6 +202,7 @@
     <w:p>
       <w:pPr>
         <w:pStyle w:val="ListParagraph"/>
+        <w:keepNext w:val="false"/>
         <w:numPr>
           <w:ilvl w:val="0"/>
           <w:numId w:val="2"/>
@@ -219,6 +226,7 @@
     </w:p>
     <w:p>
       <w:pPr>
+        <w:keepNext w:val="false"/>
         <w:pBdr>
           <w:bottom w:val="single" w:color="8A949F" w:sz="4" w:space="1"/>
         </w:pBdr>
@@ -233,6 +241,7 @@
     </w:p>
     <w:p>
       <w:pPr>
+        <w:keepNext w:val="false"/>
         <w:pBdr>
           <w:bottom w:val="single" w:color="8A949E" w:sz="4" w:space="1"/>
         </w:pBdr>
@@ -248,6 +257,7 @@
     <w:p>
       <w:pPr>
         <w:pStyle w:val="ListParagraph"/>
+        <w:keepNext w:val="false"/>
         <w:numPr>
           <w:ilvl w:val="0"/>
           <w:numId w:val="2"/>
@@ -271,6 +281,7 @@
     </w:p>
     <w:p>
       <w:pPr>
+        <w:keepNext w:val="false"/>
         <w:pBdr>
           <w:bottom w:val="single" w:color="8A949F" w:sz="4" w:space="1"/>
         </w:pBdr>
@@ -285,6 +296,7 @@
     </w:p>
     <w:p>
       <w:pPr>
+        <w:keepNext w:val="false"/>
         <w:pBdr>
           <w:bottom w:val="single" w:color="8A949E" w:sz="4" w:space="1"/>
         </w:pBdr>
@@ -299,6 +311,7 @@
     </w:p>
     <w:p>
       <w:pPr>
+        <w:keepNext w:val="false"/>
         <w:spacing w:before="320"/>
       </w:pPr>
       <w:r>
@@ -318,6 +331,7 @@
     </w:p>
     <w:p>
       <w:pPr>
+        <w:keepNext w:val="false"/>
         <w:pBdr>
           <w:bottom w:val="single" w:color="8A949F" w:sz="4" w:space="1"/>
         </w:pBdr>
@@ -332,6 +346,7 @@
     </w:p>
     <w:p>
       <w:pPr>
+        <w:keepNext w:val="false"/>
         <w:pBdr>
           <w:bottom w:val="single" w:color="8A949E" w:sz="4" w:space="1"/>
         </w:pBdr>
@@ -346,6 +361,7 @@
     </w:p>
     <w:p>
       <w:pPr>
+        <w:keepNext w:val="false"/>
         <w:pBdr>
           <w:bottom w:val="single" w:color="8A949F" w:sz="4" w:space="1"/>
         </w:pBdr>
@@ -781,6 +797,25 @@
       <w:szCs w:val="36"/>
     </w:rPr>
   </w:style>
+  <w:style w:type="paragraph" w:styleId="Heading2">
+    <w:name w:val="Heading 2"/>
+    <w:basedOn w:val="Normal"/>
+    <w:next w:val="Normal"/>
+    <w:qFormat/>
+    <w:pPr>
+      <w:keepNext/>
+      <w:spacing w:after="40" w:before="180"/>
+      <w:outlineLvl w:val="1"/>
+    </w:pPr>
+    <w:rPr>
+      <w:rFonts w:ascii="Arial" w:cs="Arial" w:eastAsia="Arial" w:hAnsi="Arial"/>
+      <w:b/>
+      <w:bCs/>
+      <w:color w:val="1F1F1F"/>
+      <w:sz w:val="28"/>
+      <w:szCs w:val="28"/>
+    </w:rPr>
+  </w:style>
   <w:style w:type="paragraph" w:styleId="Subtle">
     <w:name w:val="Subtle"/>
     <w:basedOn w:val="Normal"/>

--- a/resources/dist/sheets/civil-war-battlefields-student-sheet-en.docx
+++ b/resources/dist/sheets/civil-war-battlefields-student-sheet-en.docx
@@ -29,7 +29,7 @@
         <w:tabs>
           <w:tab w:val="left" w:pos="5200"/>
         </w:tabs>
-        <w:spacing w:after="200" w:before="200"/>
+        <w:spacing w:after="120" w:before="120"/>
       </w:pPr>
       <w:r>
         <w:rPr>
@@ -76,7 +76,7 @@
         </w:rPr>
         <w:t xml:space="preserve">Open the map in MapMaker: </w:t>
       </w:r>
-      <w:hyperlink w:history="1" r:id="rId_i4ju3_qyhmzanitgyqf1">
+      <w:hyperlink w:history="1" r:id="rIdcadb30wl3c6s7xymgffp8">
         <w:r>
           <w:rPr>
             <w:i/>
@@ -91,8 +91,83 @@
     </w:p>
     <w:p>
       <w:pPr>
+        <w:pStyle w:val="Heading2"/>
+      </w:pPr>
+      <w:r>
+        <w:rPr>
+          <w:lang w:val="en-US"/>
+        </w:rPr>
+        <w:t xml:space="preserve">Before you start</w:t>
+      </w:r>
+    </w:p>
+    <w:p>
+      <w:pPr>
+        <w:spacing w:after="80"/>
+      </w:pPr>
+      <w:r>
+        <w:rPr>
+          <w:lang w:val="en-US"/>
+        </w:rPr>
+        <w:t xml:space="preserve">In November 1860, Abraham Lincoln was elected president. He opposed the spread of slavery into the western territories, and Southern slave states began to leave the Union to form the Confederate States of America. In April 1861, Confederate forces attacked Fort Sumter, a Union fort in South Carolina, and the Civil War began.</w:t>
+      </w:r>
+    </w:p>
+    <w:p>
+      <w:pPr>
+        <w:pStyle w:val="Heading2"/>
+      </w:pPr>
+      <w:r>
+        <w:rPr>
+          <w:lang w:val="en-US"/>
+        </w:rPr>
+        <w:t xml:space="preserve">Reading the map</w:t>
+      </w:r>
+    </w:p>
+    <w:p>
+      <w:pPr>
+        <w:spacing w:after="80"/>
+      </w:pPr>
+      <w:r>
+        <w:rPr>
+          <w:lang w:val="en-US"/>
+        </w:rPr>
+        <w:t xml:space="preserve">States are shaded by side in 1863: shades of blue for the Union and shades of brown for the Confederacy; the legend explains each shade. A white dashed line marks the boundary between the two sides. Thin dark gray lines are railroads built by 1863. Diamonds mark battles: blue for a Union victory, brown for a Confederate victory, white if neither side won. Bigger diamonds mean more soldiers were killed, wounded, captured or missing. Tan shaded areas show the land each battlefield covered, and areas with diagonal stripes show where the fighting was heaviest.</w:t>
+      </w:r>
+    </w:p>
+    <w:p>
+      <w:pPr>
+        <w:shd w:fill="F3F3F3" w:val="clear"/>
+        <w:spacing w:after="120" w:before="60"/>
+      </w:pPr>
+      <w:r>
+        <w:rPr>
+          <w:b/>
+          <w:bCs/>
+          <w:lang w:val="en-US"/>
+        </w:rPr>
+        <w:t xml:space="preserve">Tip: </w:t>
+      </w:r>
+      <w:r>
+        <w:rPr>
+          <w:lang w:val="en-US"/>
+        </w:rPr>
+        <w:t xml:space="preserve">If a pop-up says 1 of 2 (or more), more than one thing is at that spot. Use the arrows in the pop-up to see each one.</w:t>
+      </w:r>
+    </w:p>
+    <w:p>
+      <w:pPr>
+        <w:pStyle w:val="Heading2"/>
+      </w:pPr>
+      <w:r>
+        <w:rPr>
+          <w:lang w:val="en-US"/>
+        </w:rPr>
+        <w:t xml:space="preserve">Questions</w:t>
+      </w:r>
+    </w:p>
+    <w:p>
+      <w:pPr>
         <w:pStyle w:val="ListParagraph"/>
-        <w:keepNext w:val="false"/>
+        <w:keepNext/>
         <w:numPr>
           <w:ilvl w:val="0"/>
           <w:numId w:val="2"/>
@@ -116,26 +191,71 @@
     </w:p>
     <w:p>
       <w:pPr>
+        <w:keepNext/>
+        <w:pBdr>
+          <w:bottom w:val="single" w:color="8A949F" w:sz="4" w:space="1"/>
+        </w:pBdr>
+        <w:spacing w:before="150"/>
+      </w:pPr>
+      <w:r>
+        <w:rPr>
+          <w:lang w:val="en-US"/>
+        </w:rPr>
+        <w:t xml:space="preserve"/>
+      </w:r>
+    </w:p>
+    <w:p>
+      <w:pPr>
+        <w:keepNext/>
+        <w:pBdr>
+          <w:bottom w:val="single" w:color="8A949E" w:sz="4" w:space="1"/>
+        </w:pBdr>
+        <w:spacing w:before="150"/>
+      </w:pPr>
+      <w:r>
+        <w:rPr>
+          <w:lang w:val="en-US"/>
+        </w:rPr>
+        <w:t xml:space="preserve"/>
+      </w:r>
+    </w:p>
+    <w:p>
+      <w:pPr>
+        <w:keepNext/>
+        <w:pBdr>
+          <w:bottom w:val="single" w:color="8A949F" w:sz="4" w:space="1"/>
+        </w:pBdr>
+        <w:spacing w:before="150"/>
+      </w:pPr>
+      <w:r>
+        <w:rPr>
+          <w:lang w:val="en-US"/>
+        </w:rPr>
+        <w:t xml:space="preserve"/>
+      </w:r>
+    </w:p>
+    <w:p>
+      <w:pPr>
+        <w:keepNext/>
+        <w:pBdr>
+          <w:bottom w:val="single" w:color="8A949E" w:sz="4" w:space="1"/>
+        </w:pBdr>
+        <w:spacing w:before="150"/>
+      </w:pPr>
+      <w:r>
+        <w:rPr>
+          <w:lang w:val="en-US"/>
+        </w:rPr>
+        <w:t xml:space="preserve"/>
+      </w:r>
+    </w:p>
+    <w:p>
+      <w:pPr>
         <w:keepNext w:val="false"/>
         <w:pBdr>
           <w:bottom w:val="single" w:color="8A949F" w:sz="4" w:space="1"/>
         </w:pBdr>
-        <w:spacing w:before="170"/>
-      </w:pPr>
-      <w:r>
-        <w:rPr>
-          <w:lang w:val="en-US"/>
-        </w:rPr>
-        <w:t xml:space="preserve"/>
-      </w:r>
-    </w:p>
-    <w:p>
-      <w:pPr>
-        <w:keepNext w:val="false"/>
-        <w:pBdr>
-          <w:bottom w:val="single" w:color="8A949E" w:sz="4" w:space="1"/>
-        </w:pBdr>
-        <w:spacing w:before="170"/>
+        <w:spacing w:before="150"/>
       </w:pPr>
       <w:r>
         <w:rPr>
@@ -147,7 +267,7 @@
     <w:p>
       <w:pPr>
         <w:pStyle w:val="ListParagraph"/>
-        <w:keepNext w:val="false"/>
+        <w:keepNext/>
         <w:numPr>
           <w:ilvl w:val="0"/>
           <w:numId w:val="2"/>
@@ -171,26 +291,41 @@
     </w:p>
     <w:p>
       <w:pPr>
+        <w:keepNext/>
+        <w:pBdr>
+          <w:bottom w:val="single" w:color="8A949F" w:sz="4" w:space="1"/>
+        </w:pBdr>
+        <w:spacing w:before="150"/>
+      </w:pPr>
+      <w:r>
+        <w:rPr>
+          <w:lang w:val="en-US"/>
+        </w:rPr>
+        <w:t xml:space="preserve"/>
+      </w:r>
+    </w:p>
+    <w:p>
+      <w:pPr>
+        <w:keepNext/>
+        <w:pBdr>
+          <w:bottom w:val="single" w:color="8A949E" w:sz="4" w:space="1"/>
+        </w:pBdr>
+        <w:spacing w:before="150"/>
+      </w:pPr>
+      <w:r>
+        <w:rPr>
+          <w:lang w:val="en-US"/>
+        </w:rPr>
+        <w:t xml:space="preserve"/>
+      </w:r>
+    </w:p>
+    <w:p>
+      <w:pPr>
         <w:keepNext w:val="false"/>
         <w:pBdr>
           <w:bottom w:val="single" w:color="8A949F" w:sz="4" w:space="1"/>
         </w:pBdr>
-        <w:spacing w:before="170"/>
-      </w:pPr>
-      <w:r>
-        <w:rPr>
-          <w:lang w:val="en-US"/>
-        </w:rPr>
-        <w:t xml:space="preserve"/>
-      </w:r>
-    </w:p>
-    <w:p>
-      <w:pPr>
-        <w:keepNext w:val="false"/>
-        <w:pBdr>
-          <w:bottom w:val="single" w:color="8A949E" w:sz="4" w:space="1"/>
-        </w:pBdr>
-        <w:spacing w:before="170"/>
+        <w:spacing w:before="150"/>
       </w:pPr>
       <w:r>
         <w:rPr>
@@ -202,7 +337,7 @@
     <w:p>
       <w:pPr>
         <w:pStyle w:val="ListParagraph"/>
-        <w:keepNext w:val="false"/>
+        <w:keepNext/>
         <w:numPr>
           <w:ilvl w:val="0"/>
           <w:numId w:val="2"/>
@@ -221,7 +356,37 @@
         <w:rPr>
           <w:lang w:val="en-US"/>
         </w:rPr>
-        <w:t xml:space="preserve">Compare the railroads north and south of the boundary between the Union and the Confederacy. Which side had more? Why would railroads matter in a war?</w:t>
+        <w:t xml:space="preserve">Compare the railroads (thin dark gray lines) north and south of the white dashed boundary between the Union and the Confederacy. Which side had more? Why would railroads matter in a war?</w:t>
+      </w:r>
+    </w:p>
+    <w:p>
+      <w:pPr>
+        <w:keepNext/>
+        <w:pBdr>
+          <w:bottom w:val="single" w:color="8A949F" w:sz="4" w:space="1"/>
+        </w:pBdr>
+        <w:spacing w:before="150"/>
+      </w:pPr>
+      <w:r>
+        <w:rPr>
+          <w:lang w:val="en-US"/>
+        </w:rPr>
+        <w:t xml:space="preserve"/>
+      </w:r>
+    </w:p>
+    <w:p>
+      <w:pPr>
+        <w:keepNext/>
+        <w:pBdr>
+          <w:bottom w:val="single" w:color="8A949E" w:sz="4" w:space="1"/>
+        </w:pBdr>
+        <w:spacing w:before="150"/>
+      </w:pPr>
+      <w:r>
+        <w:rPr>
+          <w:lang w:val="en-US"/>
+        </w:rPr>
+        <w:t xml:space="preserve"/>
       </w:r>
     </w:p>
     <w:p>
@@ -230,22 +395,7 @@
         <w:pBdr>
           <w:bottom w:val="single" w:color="8A949F" w:sz="4" w:space="1"/>
         </w:pBdr>
-        <w:spacing w:before="170"/>
-      </w:pPr>
-      <w:r>
-        <w:rPr>
-          <w:lang w:val="en-US"/>
-        </w:rPr>
-        <w:t xml:space="preserve"/>
-      </w:r>
-    </w:p>
-    <w:p>
-      <w:pPr>
-        <w:keepNext w:val="false"/>
-        <w:pBdr>
-          <w:bottom w:val="single" w:color="8A949E" w:sz="4" w:space="1"/>
-        </w:pBdr>
-        <w:spacing w:before="170"/>
+        <w:spacing w:before="150"/>
       </w:pPr>
       <w:r>
         <w:rPr>
@@ -257,7 +407,7 @@
     <w:p>
       <w:pPr>
         <w:pStyle w:val="ListParagraph"/>
-        <w:keepNext w:val="false"/>
+        <w:keepNext/>
         <w:numPr>
           <w:ilvl w:val="0"/>
           <w:numId w:val="2"/>
@@ -276,7 +426,37 @@
         <w:rPr>
           <w:lang w:val="en-US"/>
         </w:rPr>
-        <w:t xml:space="preserve">Zoom to Virginia, then to Maryland and Pennsylvania. Click two battlefield boundaries. Where were most battles fought? Name a battle fought in a Union state.</w:t>
+        <w:t xml:space="preserve">Zoom to Virginia, then to Maryland and Pennsylvania. Click the tan shaded areas of two battlefields to read their names. Where were most battles fought? Name a battle fought in a Union state.</w:t>
+      </w:r>
+    </w:p>
+    <w:p>
+      <w:pPr>
+        <w:keepNext/>
+        <w:pBdr>
+          <w:bottom w:val="single" w:color="8A949F" w:sz="4" w:space="1"/>
+        </w:pBdr>
+        <w:spacing w:before="150"/>
+      </w:pPr>
+      <w:r>
+        <w:rPr>
+          <w:lang w:val="en-US"/>
+        </w:rPr>
+        <w:t xml:space="preserve"/>
+      </w:r>
+    </w:p>
+    <w:p>
+      <w:pPr>
+        <w:keepNext/>
+        <w:pBdr>
+          <w:bottom w:val="single" w:color="8A949E" w:sz="4" w:space="1"/>
+        </w:pBdr>
+        <w:spacing w:before="150"/>
+      </w:pPr>
+      <w:r>
+        <w:rPr>
+          <w:lang w:val="en-US"/>
+        </w:rPr>
+        <w:t xml:space="preserve"/>
       </w:r>
     </w:p>
     <w:p>
@@ -285,33 +465,18 @@
         <w:pBdr>
           <w:bottom w:val="single" w:color="8A949F" w:sz="4" w:space="1"/>
         </w:pBdr>
-        <w:spacing w:before="170"/>
-      </w:pPr>
-      <w:r>
-        <w:rPr>
-          <w:lang w:val="en-US"/>
-        </w:rPr>
-        <w:t xml:space="preserve"/>
-      </w:r>
-    </w:p>
-    <w:p>
-      <w:pPr>
-        <w:keepNext w:val="false"/>
-        <w:pBdr>
-          <w:bottom w:val="single" w:color="8A949E" w:sz="4" w:space="1"/>
-        </w:pBdr>
-        <w:spacing w:before="170"/>
-      </w:pPr>
-      <w:r>
-        <w:rPr>
-          <w:lang w:val="en-US"/>
-        </w:rPr>
-        <w:t xml:space="preserve"/>
-      </w:r>
-    </w:p>
-    <w:p>
-      <w:pPr>
-        <w:keepNext w:val="false"/>
+        <w:spacing w:before="150"/>
+      </w:pPr>
+      <w:r>
+        <w:rPr>
+          <w:lang w:val="en-US"/>
+        </w:rPr>
+        <w:t xml:space="preserve"/>
+      </w:r>
+    </w:p>
+    <w:p>
+      <w:pPr>
+        <w:keepNext/>
         <w:spacing w:before="320"/>
       </w:pPr>
       <w:r>
@@ -331,11 +496,123 @@
     </w:p>
     <w:p>
       <w:pPr>
+        <w:keepNext/>
+        <w:pBdr>
+          <w:bottom w:val="single" w:color="8A949F" w:sz="4" w:space="1"/>
+        </w:pBdr>
+        <w:spacing w:before="150"/>
+      </w:pPr>
+      <w:r>
+        <w:rPr>
+          <w:lang w:val="en-US"/>
+        </w:rPr>
+        <w:t xml:space="preserve"/>
+      </w:r>
+    </w:p>
+    <w:p>
+      <w:pPr>
+        <w:keepNext/>
+        <w:pBdr>
+          <w:bottom w:val="single" w:color="8A949E" w:sz="4" w:space="1"/>
+        </w:pBdr>
+        <w:spacing w:before="150"/>
+      </w:pPr>
+      <w:r>
+        <w:rPr>
+          <w:lang w:val="en-US"/>
+        </w:rPr>
+        <w:t xml:space="preserve"/>
+      </w:r>
+    </w:p>
+    <w:p>
+      <w:pPr>
+        <w:keepNext/>
+        <w:pBdr>
+          <w:bottom w:val="single" w:color="8A949F" w:sz="4" w:space="1"/>
+        </w:pBdr>
+        <w:spacing w:before="150"/>
+      </w:pPr>
+      <w:r>
+        <w:rPr>
+          <w:lang w:val="en-US"/>
+        </w:rPr>
+        <w:t xml:space="preserve"/>
+      </w:r>
+    </w:p>
+    <w:p>
+      <w:pPr>
+        <w:keepNext/>
+        <w:pBdr>
+          <w:bottom w:val="single" w:color="8A949E" w:sz="4" w:space="1"/>
+        </w:pBdr>
+        <w:spacing w:before="150"/>
+      </w:pPr>
+      <w:r>
+        <w:rPr>
+          <w:lang w:val="en-US"/>
+        </w:rPr>
+        <w:t xml:space="preserve"/>
+      </w:r>
+    </w:p>
+    <w:p>
+      <w:pPr>
         <w:keepNext w:val="false"/>
         <w:pBdr>
           <w:bottom w:val="single" w:color="8A949F" w:sz="4" w:space="1"/>
         </w:pBdr>
-        <w:spacing w:before="170"/>
+        <w:spacing w:before="150"/>
+      </w:pPr>
+      <w:r>
+        <w:rPr>
+          <w:lang w:val="en-US"/>
+        </w:rPr>
+        <w:t xml:space="preserve"/>
+      </w:r>
+    </w:p>
+    <w:p>
+      <w:pPr>
+        <w:pStyle w:val="Heading2"/>
+      </w:pPr>
+      <w:r>
+        <w:rPr>
+          <w:lang w:val="en-US"/>
+        </w:rPr>
+        <w:t xml:space="preserve">Looking back</w:t>
+      </w:r>
+    </w:p>
+    <w:p>
+      <w:pPr>
+        <w:keepNext/>
+      </w:pPr>
+      <w:r>
+        <w:rPr>
+          <w:lang w:val="en-US"/>
+        </w:rPr>
+        <w:t xml:space="preserve">What did the map show you about the Civil War that you might not have noticed from reading alone?</w:t>
+      </w:r>
+    </w:p>
+    <w:p>
+      <w:pPr>
+        <w:keepNext/>
+        <w:pBdr>
+          <w:bottom w:val="single" w:color="8A949F" w:sz="4" w:space="1"/>
+        </w:pBdr>
+        <w:spacing w:before="150"/>
+      </w:pPr>
+      <w:r>
+        <w:rPr>
+          <w:lang w:val="en-US"/>
+        </w:rPr>
+        <w:t xml:space="preserve"/>
+      </w:r>
+    </w:p>
+    <w:p>
+      <w:pPr>
+        <w:keepNext/>
+        <w:pBdr>
+          <w:bottom w:val="single" w:color="8A949E" w:sz="4" w:space="1"/>
+        </w:pBdr>
+        <w:spacing w:before="150"/>
       </w:pPr>
       <w:r>
         <w:rPr>
@@ -348,36 +625,33 @@
       <w:pPr>
         <w:keepNext w:val="false"/>
         <w:pBdr>
-          <w:bottom w:val="single" w:color="8A949E" w:sz="4" w:space="1"/>
-        </w:pBdr>
-        <w:spacing w:before="170"/>
-      </w:pPr>
-      <w:r>
-        <w:rPr>
-          <w:lang w:val="en-US"/>
-        </w:rPr>
-        <w:t xml:space="preserve"/>
-      </w:r>
-    </w:p>
-    <w:p>
-      <w:pPr>
-        <w:keepNext w:val="false"/>
-        <w:pBdr>
-          <w:bottom w:val="single" w:color="8A949F" w:sz="4" w:space="1"/>
-        </w:pBdr>
-        <w:spacing w:before="170"/>
-      </w:pPr>
-      <w:r>
-        <w:rPr>
-          <w:lang w:val="en-US"/>
-        </w:rPr>
-        <w:t xml:space="preserve"/>
+          <w:bottom w:val="single" w:color="8A949F" w:sz="4" w:space="1"/>
+        </w:pBdr>
+        <w:spacing w:before="150"/>
+      </w:pPr>
+      <w:r>
+        <w:rPr>
+          <w:lang w:val="en-US"/>
+        </w:rPr>
+        <w:t xml:space="preserve"/>
+      </w:r>
+    </w:p>
+    <w:p>
+      <w:pPr>
+        <w:pStyle w:val="Credits"/>
+        <w:spacing w:before="360"/>
+      </w:pPr>
+      <w:r>
+        <w:rPr>
+          <w:lang w:val="en-US"/>
+        </w:rPr>
+        <w:t xml:space="preserve">Map data: State boundaries from IPUMS NHGIS, grouped by the MapMaker team; National Park Service, American Battlefield Protection Program; Not stated on the layer (hosted by the MapMaker team); Jeremy Atack, historical railroad data (ICPSR 36353), prepared by the MapMaker team; American Battlefield Trust.</w:t>
       </w:r>
     </w:p>
     <w:sectPr>
       <w:footerReference w:type="default" r:id="rId7"/>
       <w:pgSz w:w="12240" w:h="15840" w:orient="portrait"/>
-      <w:pgMar w:top="1080" w:right="1080" w:bottom="1080" w:left="1080" w:header="708" w:footer="500" w:gutter="0"/>
+      <w:pgMar w:top="900" w:right="1080" w:bottom="900" w:left="1080" w:header="708" w:footer="500" w:gutter="0"/>
       <w:pgNumType/>
       <w:docGrid w:linePitch="360"/>
     </w:sectPr>
@@ -436,7 +710,7 @@
       <w:rPr>
         <w:lang w:val="en-US"/>
       </w:rPr>
-      <w:t xml:space="preserve">Civil War Battlefields, version 0.1.0. Map data: State boundaries from IPUMS NHGIS, grouped by the MapMaker team; National Park Service, American Battlefield Protection Program; Not stated on the layer (hosted by the MapMaker team); Jeremy Atack, historical railroad data (ICPSR 36353), prepared by the MapMaker team; American Battlefield Trust.</w:t>
+      <w:t xml:space="preserve">Civil War Battlefields, version 0.2.0.</w:t>
     </w:r>
   </w:p>
 </w:ftr>

--- a/resources/dist/sheets/civil-war-battlefields-student-sheet-en.docx
+++ b/resources/dist/sheets/civil-war-battlefields-student-sheet-en.docx
@@ -76,7 +76,7 @@
         </w:rPr>
         <w:t xml:space="preserve">Open the map in MapMaker: </w:t>
       </w:r>
-      <w:hyperlink w:history="1" r:id="rIdcadb30wl3c6s7xymgffp8">
+      <w:hyperlink w:history="1" r:id="rId5qjbjxcv2_hl7leoh5leg">
         <w:r>
           <w:rPr>
             <w:i/>

--- a/resources/dist/sheets/civil-war-battlefields-student-sheet-en.docx
+++ b/resources/dist/sheets/civil-war-battlefields-student-sheet-en.docx
@@ -7,9 +7,6 @@
         <w:pStyle w:val="Heading1"/>
       </w:pPr>
       <w:r>
-        <w:rPr>
-          <w:lang w:val="en-US"/>
-        </w:rPr>
         <w:t xml:space="preserve">Civil War Battlefields</w:t>
       </w:r>
     </w:p>
@@ -18,30 +15,26 @@
         <w:pStyle w:val="Subtle"/>
       </w:pPr>
       <w:r>
-        <w:rPr>
-          <w:lang w:val="en-US"/>
-        </w:rPr>
         <w:t xml:space="preserve">Student sheet</w:t>
       </w:r>
     </w:p>
     <w:p>
       <w:pPr>
         <w:tabs>
-          <w:tab w:val="left" w:pos="5200"/>
+          <w:tab w:val="left" w:pos="5000" w:leader="underscore"/>
+          <w:tab w:val="left" w:pos="5600"/>
+          <w:tab w:val="left" w:pos="9400" w:leader="underscore"/>
         </w:tabs>
         <w:spacing w:after="120" w:before="120"/>
       </w:pPr>
       <w:r>
-        <w:rPr>
-          <w:lang w:val="en-US"/>
-        </w:rPr>
-        <w:t xml:space="preserve">Name: ____________________________</w:t>
-      </w:r>
-      <w:r>
-        <w:rPr>
-          <w:lang w:val="en-US"/>
-        </w:rPr>
-        <w:t xml:space="preserve">	Date: ______________</w:t>
+        <w:t xml:space="preserve">Name:</w:t>
+      </w:r>
+      <w:r>
+        <w:t xml:space="preserve">		Date:</w:t>
+      </w:r>
+      <w:r>
+        <w:t xml:space="preserve">	</w:t>
       </w:r>
     </w:p>
     <w:p>
@@ -53,37 +46,31 @@
         <w:rPr>
           <w:b/>
           <w:bCs/>
-          <w:lang w:val="en-US"/>
         </w:rPr>
         <w:t xml:space="preserve">Big question: </w:t>
       </w:r>
       <w:r>
-        <w:rPr>
-          <w:lang w:val="en-US"/>
-        </w:rPr>
         <w:t xml:space="preserve">How did the geography of a divided nation shape the Civil War?</w:t>
       </w:r>
     </w:p>
     <w:p>
       <w:pPr>
-        <w:spacing w:after="160"/>
+        <w:spacing w:after="40"/>
       </w:pPr>
       <w:r>
         <w:rPr>
           <w:i/>
           <w:iCs/>
-          <w:lang w:val="en-US"/>
         </w:rPr>
         <w:t xml:space="preserve">Open the map in MapMaker: </w:t>
       </w:r>
-      <w:hyperlink w:history="1" r:id="rId5qjbjxcv2_hl7leoh5leg">
+      <w:hyperlink w:history="1" r:id="rIdnombptxgv4wdyttezsvhb">
         <w:r>
           <w:rPr>
             <w:i/>
             <w:iCs/>
             <w:color w:val="0A4FA8"/>
             <w:u w:val="single"/>
-            <w:lang w:val="en-US"/>
           </w:rPr>
           <w:t xml:space="preserve">Civil War Battlefields</w:t>
         </w:r>
@@ -91,12 +78,18 @@
     </w:p>
     <w:p>
       <w:pPr>
+        <w:pStyle w:val="Credits"/>
+        <w:spacing w:after="160"/>
+      </w:pPr>
+      <w:r>
+        <w:t xml:space="preserve">Map address: https://mpmkr.maps.arcgis.com/apps/instant/atlas/index.html?appid=0cd1cdee853c413a84bfe4b9a6931f0d&amp;webmap=7a06e8e2818941f99a3d40bb32e08118</w:t>
+      </w:r>
+    </w:p>
+    <w:p>
+      <w:pPr>
         <w:pStyle w:val="Heading2"/>
       </w:pPr>
       <w:r>
-        <w:rPr>
-          <w:lang w:val="en-US"/>
-        </w:rPr>
         <w:t xml:space="preserve">Before you start</w:t>
       </w:r>
     </w:p>
@@ -105,9 +98,6 @@
         <w:spacing w:after="80"/>
       </w:pPr>
       <w:r>
-        <w:rPr>
-          <w:lang w:val="en-US"/>
-        </w:rPr>
         <w:t xml:space="preserve">In November 1860, Abraham Lincoln was elected president. He opposed the spread of slavery into the western territories, and Southern slave states began to leave the Union to form the Confederate States of America. In April 1861, Confederate forces attacked Fort Sumter, a Union fort in South Carolina, and the Civil War began.</w:t>
       </w:r>
     </w:p>
@@ -116,9 +106,6 @@
         <w:pStyle w:val="Heading2"/>
       </w:pPr>
       <w:r>
-        <w:rPr>
-          <w:lang w:val="en-US"/>
-        </w:rPr>
         <w:t xml:space="preserve">Reading the map</w:t>
       </w:r>
     </w:p>
@@ -127,10 +114,7 @@
         <w:spacing w:after="80"/>
       </w:pPr>
       <w:r>
-        <w:rPr>
-          <w:lang w:val="en-US"/>
-        </w:rPr>
-        <w:t xml:space="preserve">States are shaded by side in 1863: shades of blue for the Union and shades of brown for the Confederacy; the legend explains each shade. A white dashed line marks the boundary between the two sides. Thin dark gray lines are railroads built by 1863. Diamonds mark battles: blue for a Union victory, brown for a Confederate victory, white if neither side won. Bigger diamonds mean more soldiers were killed, wounded, captured or missing. Tan shaded areas show the land each battlefield covered, and areas with diagonal stripes show where the fighting was heaviest.</w:t>
+        <w:t xml:space="preserve">States are shaded by side in 1863: shades of blue for the Union and shades of brown for the Confederacy; open the legend to see which shade means which group. State names are written on the map. A white dashed line marks the boundary between the two sides. Thin dark gray lines are railroads built by 1863. Diamonds mark battles, colored by who won: use the legend to read the result, because a battle's pop-up gives its name and dates but not the result. White diamonds are Inconclusive and gray circles are Other. Bigger diamonds mean more soldiers were killed, wounded, captured or missing. Tan shaded areas show the land each battlefield covered, and areas with diagonal stripes show where the fighting was heaviest.</w:t>
       </w:r>
     </w:p>
     <w:p>
@@ -142,14 +126,10 @@
         <w:rPr>
           <w:b/>
           <w:bCs/>
-          <w:lang w:val="en-US"/>
         </w:rPr>
         <w:t xml:space="preserve">Tip: </w:t>
       </w:r>
       <w:r>
-        <w:rPr>
-          <w:lang w:val="en-US"/>
-        </w:rPr>
         <w:t xml:space="preserve">If a pop-up says 1 of 2 (or more), more than one thing is at that spot. Use the arrows in the pop-up to see each one.</w:t>
       </w:r>
     </w:p>
@@ -158,9 +138,6 @@
         <w:pStyle w:val="Heading2"/>
       </w:pPr>
       <w:r>
-        <w:rPr>
-          <w:lang w:val="en-US"/>
-        </w:rPr>
         <w:t xml:space="preserve">Questions</w:t>
       </w:r>
     </w:p>
@@ -178,15 +155,11 @@
         <w:rPr>
           <w:b/>
           <w:bCs/>
-          <w:lang w:val="en-US"/>
-        </w:rPr>
-        <w:t xml:space="preserve">A nation divided </w:t>
-      </w:r>
-      <w:r>
-        <w:rPr>
-          <w:lang w:val="en-US"/>
-        </w:rPr>
-        <w:t xml:space="preserve">Use the legend. Which states left the Union before the attack on Fort Sumter in April 1861? Which left after? Which slave states stayed in the Union?</w:t>
+        </w:rPr>
+        <w:t xml:space="preserve">A nation divided. </w:t>
+      </w:r>
+      <w:r>
+        <w:t xml:space="preserve">Open the legend and find the groups for U.S. Civil War States and Territories (1863). Match each state's shade to its group. Which states left the Union before the attack on Fort Sumter in April 1861? Which left after? Which slave states stayed in the Union?</w:t>
       </w:r>
     </w:p>
     <w:p>
@@ -195,12 +168,9 @@
         <w:pBdr>
           <w:bottom w:val="single" w:color="8A949F" w:sz="4" w:space="1"/>
         </w:pBdr>
-        <w:spacing w:before="150"/>
-      </w:pPr>
-      <w:r>
-        <w:rPr>
-          <w:lang w:val="en-US"/>
-        </w:rPr>
+        <w:spacing w:before="130" w:line="260"/>
+      </w:pPr>
+      <w:r>
         <w:t xml:space="preserve"/>
       </w:r>
     </w:p>
@@ -210,12 +180,9 @@
         <w:pBdr>
           <w:bottom w:val="single" w:color="8A949E" w:sz="4" w:space="1"/>
         </w:pBdr>
-        <w:spacing w:before="150"/>
-      </w:pPr>
-      <w:r>
-        <w:rPr>
-          <w:lang w:val="en-US"/>
-        </w:rPr>
+        <w:spacing w:before="130" w:line="260"/>
+      </w:pPr>
+      <w:r>
         <w:t xml:space="preserve"/>
       </w:r>
     </w:p>
@@ -225,42 +192,21 @@
         <w:pBdr>
           <w:bottom w:val="single" w:color="8A949F" w:sz="4" w:space="1"/>
         </w:pBdr>
-        <w:spacing w:before="150"/>
-      </w:pPr>
-      <w:r>
-        <w:rPr>
-          <w:lang w:val="en-US"/>
-        </w:rPr>
-        <w:t xml:space="preserve"/>
-      </w:r>
-    </w:p>
-    <w:p>
-      <w:pPr>
-        <w:keepNext/>
+        <w:spacing w:before="130" w:line="260"/>
+      </w:pPr>
+      <w:r>
+        <w:t xml:space="preserve"/>
+      </w:r>
+    </w:p>
+    <w:p>
+      <w:pPr>
+        <w:keepNext w:val="false"/>
         <w:pBdr>
           <w:bottom w:val="single" w:color="8A949E" w:sz="4" w:space="1"/>
         </w:pBdr>
-        <w:spacing w:before="150"/>
-      </w:pPr>
-      <w:r>
-        <w:rPr>
-          <w:lang w:val="en-US"/>
-        </w:rPr>
-        <w:t xml:space="preserve"/>
-      </w:r>
-    </w:p>
-    <w:p>
-      <w:pPr>
-        <w:keepNext w:val="false"/>
-        <w:pBdr>
-          <w:bottom w:val="single" w:color="8A949F" w:sz="4" w:space="1"/>
-        </w:pBdr>
-        <w:spacing w:before="150"/>
-      </w:pPr>
-      <w:r>
-        <w:rPr>
-          <w:lang w:val="en-US"/>
-        </w:rPr>
+        <w:spacing w:before="130" w:line="260"/>
+      </w:pPr>
+      <w:r>
         <w:t xml:space="preserve"/>
       </w:r>
     </w:p>
@@ -278,15 +224,11 @@
         <w:rPr>
           <w:b/>
           <w:bCs/>
-          <w:lang w:val="en-US"/>
-        </w:rPr>
-        <w:t xml:space="preserve">The border states </w:t>
-      </w:r>
-      <w:r>
-        <w:rPr>
-          <w:lang w:val="en-US"/>
-        </w:rPr>
-        <w:t xml:space="preserve">Zoom to Washington, D.C. Which two states border it? What would have happened to the capital if Maryland had left the Union?</w:t>
+        </w:rPr>
+        <w:t xml:space="preserve">The border states. </w:t>
+      </w:r>
+      <w:r>
+        <w:t xml:space="preserve">Zoom in to Washington, D.C., on the east coast between Maryland and Virginia. Which two states border it? Check each one's shade in the legend. What would have happened to the capital if Maryland had left the Union?</w:t>
       </w:r>
     </w:p>
     <w:p>
@@ -295,42 +237,21 @@
         <w:pBdr>
           <w:bottom w:val="single" w:color="8A949F" w:sz="4" w:space="1"/>
         </w:pBdr>
-        <w:spacing w:before="150"/>
-      </w:pPr>
-      <w:r>
-        <w:rPr>
-          <w:lang w:val="en-US"/>
-        </w:rPr>
-        <w:t xml:space="preserve"/>
-      </w:r>
-    </w:p>
-    <w:p>
-      <w:pPr>
-        <w:keepNext/>
+        <w:spacing w:before="130" w:line="260"/>
+      </w:pPr>
+      <w:r>
+        <w:t xml:space="preserve"/>
+      </w:r>
+    </w:p>
+    <w:p>
+      <w:pPr>
+        <w:keepNext w:val="false"/>
         <w:pBdr>
           <w:bottom w:val="single" w:color="8A949E" w:sz="4" w:space="1"/>
         </w:pBdr>
-        <w:spacing w:before="150"/>
-      </w:pPr>
-      <w:r>
-        <w:rPr>
-          <w:lang w:val="en-US"/>
-        </w:rPr>
-        <w:t xml:space="preserve"/>
-      </w:r>
-    </w:p>
-    <w:p>
-      <w:pPr>
-        <w:keepNext w:val="false"/>
-        <w:pBdr>
-          <w:bottom w:val="single" w:color="8A949F" w:sz="4" w:space="1"/>
-        </w:pBdr>
-        <w:spacing w:before="150"/>
-      </w:pPr>
-      <w:r>
-        <w:rPr>
-          <w:lang w:val="en-US"/>
-        </w:rPr>
+        <w:spacing w:before="130" w:line="260"/>
+      </w:pPr>
+      <w:r>
         <w:t xml:space="preserve"/>
       </w:r>
     </w:p>
@@ -348,15 +269,11 @@
         <w:rPr>
           <w:b/>
           <w:bCs/>
-          <w:lang w:val="en-US"/>
-        </w:rPr>
-        <w:t xml:space="preserve">Railroads, North and South </w:t>
-      </w:r>
-      <w:r>
-        <w:rPr>
-          <w:lang w:val="en-US"/>
-        </w:rPr>
-        <w:t xml:space="preserve">Compare the railroads (thin dark gray lines) north and south of the white dashed boundary between the Union and the Confederacy. Which side had more? Why would railroads matter in a war?</w:t>
+        </w:rPr>
+        <w:t xml:space="preserve">Railroads, North and South. </w:t>
+      </w:r>
+      <w:r>
+        <w:t xml:space="preserve">Compare the railroads (thin dark gray lines) north and south of the white dashed boundary between the Union and the Confederacy. In Map layers you can turn U.S. Civil War States and Territories (1863) off to see the lines better. Which side had more railroads? Why would railroads matter in a war?</w:t>
       </w:r>
     </w:p>
     <w:p>
@@ -365,42 +282,21 @@
         <w:pBdr>
           <w:bottom w:val="single" w:color="8A949F" w:sz="4" w:space="1"/>
         </w:pBdr>
-        <w:spacing w:before="150"/>
-      </w:pPr>
-      <w:r>
-        <w:rPr>
-          <w:lang w:val="en-US"/>
-        </w:rPr>
-        <w:t xml:space="preserve"/>
-      </w:r>
-    </w:p>
-    <w:p>
-      <w:pPr>
-        <w:keepNext/>
+        <w:spacing w:before="130" w:line="260"/>
+      </w:pPr>
+      <w:r>
+        <w:t xml:space="preserve"/>
+      </w:r>
+    </w:p>
+    <w:p>
+      <w:pPr>
+        <w:keepNext w:val="false"/>
         <w:pBdr>
           <w:bottom w:val="single" w:color="8A949E" w:sz="4" w:space="1"/>
         </w:pBdr>
-        <w:spacing w:before="150"/>
-      </w:pPr>
-      <w:r>
-        <w:rPr>
-          <w:lang w:val="en-US"/>
-        </w:rPr>
-        <w:t xml:space="preserve"/>
-      </w:r>
-    </w:p>
-    <w:p>
-      <w:pPr>
-        <w:keepNext w:val="false"/>
-        <w:pBdr>
-          <w:bottom w:val="single" w:color="8A949F" w:sz="4" w:space="1"/>
-        </w:pBdr>
-        <w:spacing w:before="150"/>
-      </w:pPr>
-      <w:r>
-        <w:rPr>
-          <w:lang w:val="en-US"/>
-        </w:rPr>
+        <w:spacing w:before="130" w:line="260"/>
+      </w:pPr>
+      <w:r>
         <w:t xml:space="preserve"/>
       </w:r>
     </w:p>
@@ -418,15 +314,11 @@
         <w:rPr>
           <w:b/>
           <w:bCs/>
-          <w:lang w:val="en-US"/>
         </w:rPr>
         <w:t xml:space="preserve">Where were the battles? </w:t>
       </w:r>
       <w:r>
-        <w:rPr>
-          <w:lang w:val="en-US"/>
-        </w:rPr>
-        <w:t xml:space="preserve">Zoom to Virginia, then to Maryland and Pennsylvania. Click the tan shaded areas of two battlefields to read their names. Where were most battles fought? Name a battle fought in a Union state.</w:t>
+        <w:t xml:space="preserve">Zoom to Virginia, then to Maryland and Pennsylvania. Click the tan shaded areas of two battlefields to read their names. Where were most battles fought? Name a battle fought in a state the legend shows as a Union state.</w:t>
       </w:r>
     </w:p>
     <w:p>
@@ -435,42 +327,21 @@
         <w:pBdr>
           <w:bottom w:val="single" w:color="8A949F" w:sz="4" w:space="1"/>
         </w:pBdr>
-        <w:spacing w:before="150"/>
-      </w:pPr>
-      <w:r>
-        <w:rPr>
-          <w:lang w:val="en-US"/>
-        </w:rPr>
-        <w:t xml:space="preserve"/>
-      </w:r>
-    </w:p>
-    <w:p>
-      <w:pPr>
-        <w:keepNext/>
+        <w:spacing w:before="130" w:line="260"/>
+      </w:pPr>
+      <w:r>
+        <w:t xml:space="preserve"/>
+      </w:r>
+    </w:p>
+    <w:p>
+      <w:pPr>
+        <w:keepNext w:val="false"/>
         <w:pBdr>
           <w:bottom w:val="single" w:color="8A949E" w:sz="4" w:space="1"/>
         </w:pBdr>
-        <w:spacing w:before="150"/>
-      </w:pPr>
-      <w:r>
-        <w:rPr>
-          <w:lang w:val="en-US"/>
-        </w:rPr>
-        <w:t xml:space="preserve"/>
-      </w:r>
-    </w:p>
-    <w:p>
-      <w:pPr>
-        <w:keepNext w:val="false"/>
-        <w:pBdr>
-          <w:bottom w:val="single" w:color="8A949F" w:sz="4" w:space="1"/>
-        </w:pBdr>
-        <w:spacing w:before="150"/>
-      </w:pPr>
-      <w:r>
-        <w:rPr>
-          <w:lang w:val="en-US"/>
-        </w:rPr>
+        <w:spacing w:before="130" w:line="260"/>
+      </w:pPr>
+      <w:r>
         <w:t xml:space="preserve"/>
       </w:r>
     </w:p>
@@ -483,14 +354,10 @@
         <w:rPr>
           <w:b/>
           <w:bCs/>
-          <w:lang w:val="en-US"/>
         </w:rPr>
         <w:t xml:space="preserve">Your answer: </w:t>
       </w:r>
       <w:r>
-        <w:rPr>
-          <w:lang w:val="en-US"/>
-        </w:rPr>
         <w:t xml:space="preserve">Answer the big question using evidence from at least two layers on the map. You can write a paragraph, sketch on the map, or both.</w:t>
       </w:r>
     </w:p>
@@ -500,12 +367,9 @@
         <w:pBdr>
           <w:bottom w:val="single" w:color="8A949F" w:sz="4" w:space="1"/>
         </w:pBdr>
-        <w:spacing w:before="150"/>
-      </w:pPr>
-      <w:r>
-        <w:rPr>
-          <w:lang w:val="en-US"/>
-        </w:rPr>
+        <w:spacing w:before="130" w:line="260"/>
+      </w:pPr>
+      <w:r>
         <w:t xml:space="preserve"/>
       </w:r>
     </w:p>
@@ -515,136 +379,70 @@
         <w:pBdr>
           <w:bottom w:val="single" w:color="8A949E" w:sz="4" w:space="1"/>
         </w:pBdr>
-        <w:spacing w:before="150"/>
-      </w:pPr>
-      <w:r>
-        <w:rPr>
-          <w:lang w:val="en-US"/>
-        </w:rPr>
-        <w:t xml:space="preserve"/>
-      </w:r>
-    </w:p>
-    <w:p>
-      <w:pPr>
-        <w:keepNext/>
+        <w:spacing w:before="130" w:line="260"/>
+      </w:pPr>
+      <w:r>
+        <w:t xml:space="preserve"/>
+      </w:r>
+    </w:p>
+    <w:p>
+      <w:pPr>
+        <w:keepNext w:val="false"/>
         <w:pBdr>
           <w:bottom w:val="single" w:color="8A949F" w:sz="4" w:space="1"/>
         </w:pBdr>
-        <w:spacing w:before="150"/>
-      </w:pPr>
-      <w:r>
-        <w:rPr>
-          <w:lang w:val="en-US"/>
-        </w:rPr>
-        <w:t xml:space="preserve"/>
-      </w:r>
-    </w:p>
-    <w:p>
-      <w:pPr>
-        <w:keepNext/>
+        <w:spacing w:before="130" w:line="260"/>
+      </w:pPr>
+      <w:r>
+        <w:t xml:space="preserve"/>
+      </w:r>
+    </w:p>
+    <w:p>
+      <w:pPr>
+        <w:pStyle w:val="Heading2"/>
+      </w:pPr>
+      <w:r>
+        <w:t xml:space="preserve">Looking back</w:t>
+      </w:r>
+    </w:p>
+    <w:p>
+      <w:pPr>
+        <w:keepNext/>
+      </w:pPr>
+      <w:r>
+        <w:t xml:space="preserve">What did the map show you about the Civil War that you might not have noticed from reading alone?</w:t>
+      </w:r>
+    </w:p>
+    <w:p>
+      <w:pPr>
+        <w:keepNext/>
+        <w:pBdr>
+          <w:bottom w:val="single" w:color="8A949F" w:sz="4" w:space="1"/>
+        </w:pBdr>
+        <w:spacing w:before="130" w:line="260"/>
+      </w:pPr>
+      <w:r>
+        <w:t xml:space="preserve"/>
+      </w:r>
+    </w:p>
+    <w:p>
+      <w:pPr>
+        <w:keepNext w:val="false"/>
         <w:pBdr>
           <w:bottom w:val="single" w:color="8A949E" w:sz="4" w:space="1"/>
         </w:pBdr>
-        <w:spacing w:before="150"/>
-      </w:pPr>
-      <w:r>
-        <w:rPr>
-          <w:lang w:val="en-US"/>
-        </w:rPr>
-        <w:t xml:space="preserve"/>
-      </w:r>
-    </w:p>
-    <w:p>
-      <w:pPr>
-        <w:keepNext w:val="false"/>
-        <w:pBdr>
-          <w:bottom w:val="single" w:color="8A949F" w:sz="4" w:space="1"/>
-        </w:pBdr>
-        <w:spacing w:before="150"/>
-      </w:pPr>
-      <w:r>
-        <w:rPr>
-          <w:lang w:val="en-US"/>
-        </w:rPr>
-        <w:t xml:space="preserve"/>
-      </w:r>
-    </w:p>
-    <w:p>
-      <w:pPr>
-        <w:pStyle w:val="Heading2"/>
-      </w:pPr>
-      <w:r>
-        <w:rPr>
-          <w:lang w:val="en-US"/>
-        </w:rPr>
-        <w:t xml:space="preserve">Looking back</w:t>
-      </w:r>
-    </w:p>
-    <w:p>
-      <w:pPr>
-        <w:keepNext/>
-      </w:pPr>
-      <w:r>
-        <w:rPr>
-          <w:lang w:val="en-US"/>
-        </w:rPr>
-        <w:t xml:space="preserve">What did the map show you about the Civil War that you might not have noticed from reading alone?</w:t>
-      </w:r>
-    </w:p>
-    <w:p>
-      <w:pPr>
-        <w:keepNext/>
-        <w:pBdr>
-          <w:bottom w:val="single" w:color="8A949F" w:sz="4" w:space="1"/>
-        </w:pBdr>
-        <w:spacing w:before="150"/>
-      </w:pPr>
-      <w:r>
-        <w:rPr>
-          <w:lang w:val="en-US"/>
-        </w:rPr>
-        <w:t xml:space="preserve"/>
-      </w:r>
-    </w:p>
-    <w:p>
-      <w:pPr>
-        <w:keepNext/>
-        <w:pBdr>
-          <w:bottom w:val="single" w:color="8A949E" w:sz="4" w:space="1"/>
-        </w:pBdr>
-        <w:spacing w:before="150"/>
-      </w:pPr>
-      <w:r>
-        <w:rPr>
-          <w:lang w:val="en-US"/>
-        </w:rPr>
-        <w:t xml:space="preserve"/>
-      </w:r>
-    </w:p>
-    <w:p>
-      <w:pPr>
-        <w:keepNext w:val="false"/>
-        <w:pBdr>
-          <w:bottom w:val="single" w:color="8A949F" w:sz="4" w:space="1"/>
-        </w:pBdr>
-        <w:spacing w:before="150"/>
-      </w:pPr>
-      <w:r>
-        <w:rPr>
-          <w:lang w:val="en-US"/>
-        </w:rPr>
+        <w:spacing w:before="130" w:line="260"/>
+      </w:pPr>
+      <w:r>
         <w:t xml:space="preserve"/>
       </w:r>
     </w:p>
     <w:p>
       <w:pPr>
         <w:pStyle w:val="Credits"/>
-        <w:spacing w:before="360"/>
-      </w:pPr>
-      <w:r>
-        <w:rPr>
-          <w:lang w:val="en-US"/>
-        </w:rPr>
+        <w:spacing w:before="120"/>
+      </w:pPr>
+      <w:r>
         <w:t xml:space="preserve">Map data: State boundaries from IPUMS NHGIS, grouped by the MapMaker team; National Park Service, American Battlefield Protection Program; Not stated on the layer (hosted by the MapMaker team); Jeremy Atack, historical railroad data (ICPSR 36353), prepared by the MapMaker team; American Battlefield Trust.</w:t>
       </w:r>
     </w:p>
@@ -707,10 +505,7 @@
       <w:pStyle w:val="Credits"/>
     </w:pPr>
     <w:r>
-      <w:rPr>
-        <w:lang w:val="en-US"/>
-      </w:rPr>
-      <w:t xml:space="preserve">Civil War Battlefields, version 0.2.0.</w:t>
+      <w:t xml:space="preserve">Civil War Battlefields, 0.3.0.</w:t>
     </w:r>
   </w:p>
 </w:ftr>
@@ -874,6 +669,7 @@
         <w:rFonts w:ascii="Arial" w:cs="Arial" w:eastAsia="Arial" w:hAnsi="Arial"/>
         <w:sz w:val="24"/>
         <w:szCs w:val="24"/>
+        <w:lang w:val="en-US"/>
       </w:rPr>
     </w:rPrDefault>
     <w:pPrDefault>
@@ -897,10 +693,17 @@
     <w:basedOn w:val="Normal"/>
     <w:next w:val="Normal"/>
     <w:qFormat/>
-    <w:rPr>
-      <w:color w:val="2E74B5"/>
-      <w:sz w:val="32"/>
-      <w:szCs w:val="32"/>
+    <w:pPr>
+      <w:spacing w:after="60"/>
+      <w:outlineLvl w:val="0"/>
+    </w:pPr>
+    <w:rPr>
+      <w:rFonts w:ascii="Arial" w:cs="Arial" w:eastAsia="Arial" w:hAnsi="Arial"/>
+      <w:b/>
+      <w:bCs/>
+      <w:color w:val="1F1F1F"/>
+      <w:sz w:val="36"/>
+      <w:szCs w:val="36"/>
     </w:rPr>
   </w:style>
   <w:style w:type="paragraph" w:styleId="Heading2">
@@ -908,10 +711,18 @@
     <w:basedOn w:val="Normal"/>
     <w:next w:val="Normal"/>
     <w:qFormat/>
-    <w:rPr>
-      <w:color w:val="2E74B5"/>
-      <w:sz w:val="26"/>
-      <w:szCs w:val="26"/>
+    <w:pPr>
+      <w:keepNext/>
+      <w:spacing w:after="40" w:before="180"/>
+      <w:outlineLvl w:val="1"/>
+    </w:pPr>
+    <w:rPr>
+      <w:rFonts w:ascii="Arial" w:cs="Arial" w:eastAsia="Arial" w:hAnsi="Arial"/>
+      <w:b/>
+      <w:bCs/>
+      <w:color w:val="1F1F1F"/>
+      <w:sz w:val="28"/>
+      <w:szCs w:val="28"/>
     </w:rPr>
   </w:style>
   <w:style w:type="paragraph" w:styleId="Heading3">
@@ -919,8 +730,16 @@
     <w:basedOn w:val="Normal"/>
     <w:next w:val="Normal"/>
     <w:qFormat/>
-    <w:rPr>
-      <w:color w:val="1F4D78"/>
+    <w:pPr>
+      <w:keepNext/>
+      <w:spacing w:after="40" w:before="140"/>
+      <w:outlineLvl w:val="2"/>
+    </w:pPr>
+    <w:rPr>
+      <w:rFonts w:ascii="Arial" w:cs="Arial" w:eastAsia="Arial" w:hAnsi="Arial"/>
+      <w:b/>
+      <w:bCs/>
+      <w:color w:val="1F1F1F"/>
       <w:sz w:val="24"/>
       <w:szCs w:val="24"/>
     </w:rPr>
@@ -1053,51 +872,14 @@
       <w:szCs w:val="20"/>
     </w:rPr>
   </w:style>
-  <w:style w:type="paragraph" w:styleId="Heading1">
-    <w:name w:val="Heading 1"/>
-    <w:basedOn w:val="Normal"/>
-    <w:next w:val="Normal"/>
-    <w:qFormat/>
-    <w:pPr>
-      <w:spacing w:after="60"/>
-      <w:outlineLvl w:val="0"/>
-    </w:pPr>
-    <w:rPr>
-      <w:rFonts w:ascii="Arial" w:cs="Arial" w:eastAsia="Arial" w:hAnsi="Arial"/>
-      <w:b/>
-      <w:bCs/>
-      <w:color w:val="1F1F1F"/>
-      <w:sz w:val="36"/>
-      <w:szCs w:val="36"/>
-    </w:rPr>
-  </w:style>
-  <w:style w:type="paragraph" w:styleId="Heading2">
-    <w:name w:val="Heading 2"/>
-    <w:basedOn w:val="Normal"/>
-    <w:next w:val="Normal"/>
-    <w:qFormat/>
-    <w:pPr>
-      <w:keepNext/>
-      <w:spacing w:after="40" w:before="180"/>
-      <w:outlineLvl w:val="1"/>
-    </w:pPr>
-    <w:rPr>
-      <w:rFonts w:ascii="Arial" w:cs="Arial" w:eastAsia="Arial" w:hAnsi="Arial"/>
-      <w:b/>
-      <w:bCs/>
-      <w:color w:val="1F1F1F"/>
-      <w:sz w:val="28"/>
-      <w:szCs w:val="28"/>
-    </w:rPr>
-  </w:style>
   <w:style w:type="paragraph" w:styleId="Subtle">
     <w:name w:val="Subtle"/>
     <w:basedOn w:val="Normal"/>
     <w:rPr>
       <w:rFonts w:ascii="Arial" w:cs="Arial" w:eastAsia="Arial" w:hAnsi="Arial"/>
       <w:color w:val="555555"/>
-      <w:sz w:val="20"/>
-      <w:szCs w:val="20"/>
+      <w:sz w:val="22"/>
+      <w:szCs w:val="22"/>
     </w:rPr>
   </w:style>
   <w:style w:type="paragraph" w:styleId="Credits">
@@ -1109,8 +891,8 @@
     <w:rPr>
       <w:rFonts w:ascii="Arial" w:cs="Arial" w:eastAsia="Arial" w:hAnsi="Arial"/>
       <w:color w:val="555555"/>
-      <w:sz w:val="16"/>
-      <w:szCs w:val="16"/>
+      <w:sz w:val="18"/>
+      <w:szCs w:val="18"/>
     </w:rPr>
   </w:style>
 </w:styles>

--- a/resources/dist/sheets/civil-war-battlefields-student-sheet-en.docx
+++ b/resources/dist/sheets/civil-war-battlefields-student-sheet-en.docx
@@ -64,7 +64,7 @@
         </w:rPr>
         <w:t xml:space="preserve">Open the map in MapMaker: </w:t>
       </w:r>
-      <w:hyperlink w:history="1" r:id="rIdnombptxgv4wdyttezsvhb">
+      <w:hyperlink w:history="1" r:id="rIdlewzw0ciq15zgu30ldy7r">
         <w:r>
           <w:rPr>
             <w:i/>
@@ -505,7 +505,7 @@
       <w:pStyle w:val="Credits"/>
     </w:pPr>
     <w:r>
-      <w:t xml:space="preserve">Civil War Battlefields, 0.3.0.</w:t>
+      <w:t xml:space="preserve">Civil War Battlefields, 0.3.1.</w:t>
     </w:r>
   </w:p>
 </w:ftr>

--- a/resources/dist/sheets/civil-war-battlefields-student-sheet-en.docx
+++ b/resources/dist/sheets/civil-war-battlefields-student-sheet-en.docx
@@ -64,7 +64,7 @@
         </w:rPr>
         <w:t xml:space="preserve">Open the map in MapMaker: </w:t>
       </w:r>
-      <w:hyperlink w:history="1" r:id="rIdlewzw0ciq15zgu30ldy7r">
+      <w:hyperlink w:history="1" r:id="rIdma0n2hzv6rk5k-nb7am4n">
         <w:r>
           <w:rPr>
             <w:i/>

--- a/resources/dist/sheets/civil-war-battlefields-student-sheet-en.docx
+++ b/resources/dist/sheets/civil-war-battlefields-student-sheet-en.docx
@@ -64,7 +64,7 @@
         </w:rPr>
         <w:t xml:space="preserve">Open the map in MapMaker: </w:t>
       </w:r>
-      <w:hyperlink w:history="1" r:id="rIdma0n2hzv6rk5k-nb7am4n">
+      <w:hyperlink w:history="1" r:id="rIdbmysjafeaqlyxos1egmhy">
         <w:r>
           <w:rPr>
             <w:i/>

--- a/resources/dist/sheets/civil-war-battlefields-student-sheet-en.docx
+++ b/resources/dist/sheets/civil-war-battlefields-student-sheet-en.docx
@@ -64,7 +64,7 @@
         </w:rPr>
         <w:t xml:space="preserve">Open the map in MapMaker: </w:t>
       </w:r>
-      <w:hyperlink w:history="1" r:id="rIdbmysjafeaqlyxos1egmhy">
+      <w:hyperlink w:history="1" r:id="rIdn4l2ul0d3apdrb91rojot">
         <w:r>
           <w:rPr>
             <w:i/>

--- a/resources/dist/sheets/civil-war-battlefields-student-sheet-en.docx
+++ b/resources/dist/sheets/civil-war-battlefields-student-sheet-en.docx
@@ -64,7 +64,7 @@
         </w:rPr>
         <w:t xml:space="preserve">Open the map in MapMaker: </w:t>
       </w:r>
-      <w:hyperlink w:history="1" r:id="rIdn4l2ul0d3apdrb91rojot">
+      <w:hyperlink w:history="1" r:id="rIdwt5lwkbkjg4icg2gkszwi">
         <w:r>
           <w:rPr>
             <w:i/>

--- a/resources/dist/sheets/civil-war-battlefields-student-sheet-en.docx
+++ b/resources/dist/sheets/civil-war-battlefields-student-sheet-en.docx
@@ -64,7 +64,7 @@
         </w:rPr>
         <w:t xml:space="preserve">Open the map in MapMaker: </w:t>
       </w:r>
-      <w:hyperlink w:history="1" r:id="rIdwt5lwkbkjg4icg2gkszwi">
+      <w:hyperlink w:history="1" r:id="rIdophebfikjaw0gx--4qcfr">
         <w:r>
           <w:rPr>
             <w:i/>
@@ -505,7 +505,7 @@
       <w:pStyle w:val="Credits"/>
     </w:pPr>
     <w:r>
-      <w:t xml:space="preserve">Civil War Battlefields, 0.3.1.</w:t>
+      <w:t xml:space="preserve">Civil War Battlefields, 0.4.0.</w:t>
     </w:r>
   </w:p>
 </w:ftr>

--- a/resources/dist/sheets/civil-war-battlefields-student-sheet-en.docx
+++ b/resources/dist/sheets/civil-war-battlefields-student-sheet-en.docx
@@ -64,7 +64,7 @@
         </w:rPr>
         <w:t xml:space="preserve">Open the map in MapMaker: </w:t>
       </w:r>
-      <w:hyperlink w:history="1" r:id="rIdophebfikjaw0gx--4qcfr">
+      <w:hyperlink w:history="1" r:id="rIdmfyx2w_8-7fjsrjjbkzr-">
         <w:r>
           <w:rPr>
             <w:i/>
@@ -505,7 +505,7 @@
       <w:pStyle w:val="Credits"/>
     </w:pPr>
     <w:r>
-      <w:t xml:space="preserve">Civil War Battlefields, 0.4.0.</w:t>
+      <w:t xml:space="preserve">Civil War Battlefields, 0.4.1.</w:t>
     </w:r>
   </w:p>
 </w:ftr>

--- a/resources/dist/sheets/civil-war-battlefields-student-sheet-en.docx
+++ b/resources/dist/sheets/civil-war-battlefields-student-sheet-en.docx
@@ -64,7 +64,7 @@
         </w:rPr>
         <w:t xml:space="preserve">Open the map in MapMaker: </w:t>
       </w:r>
-      <w:hyperlink w:history="1" r:id="rIdmfyx2w_8-7fjsrjjbkzr-">
+      <w:hyperlink w:history="1" r:id="rIdsh5104web-2remhfxbgs3">
         <w:r>
           <w:rPr>
             <w:i/>

--- a/resources/dist/sheets/civil-war-battlefields-student-sheet-en.docx
+++ b/resources/dist/sheets/civil-war-battlefields-student-sheet-en.docx
@@ -50,7 +50,7 @@
         <w:t xml:space="preserve">Big question: </w:t>
       </w:r>
       <w:r>
-        <w:t xml:space="preserve">How did the geography of a divided nation shape the Civil War?</w:t>
+        <w:t xml:space="preserve">How did the geography of a divided nation shape the Civil War, as the map shows the country in 1863?</w:t>
       </w:r>
     </w:p>
     <w:p>
@@ -64,7 +64,7 @@
         </w:rPr>
         <w:t xml:space="preserve">Open the map in MapMaker: </w:t>
       </w:r>
-      <w:hyperlink w:history="1" r:id="rIdsh5104web-2remhfxbgs3">
+      <w:hyperlink w:history="1" r:id="rIdbz8k6b2vpyopkbexmx927">
         <w:r>
           <w:rPr>
             <w:i/>
@@ -159,7 +159,7 @@
         <w:t xml:space="preserve">A nation divided. </w:t>
       </w:r>
       <w:r>
-        <w:t xml:space="preserve">Open the legend and find the groups for U.S. Civil War States and Territories (1863). Match each state's shade to its group. Which states left the Union before the attack on Fort Sumter in April 1861? Which left after? Which slave states stayed in the Union?</w:t>
+        <w:t xml:space="preserve">Open the legend and find the groups for U.S. Civil War States and Territories (1863). Match each state's shade to its group. Which states left the Union before the attack on Fort Sumter in April 1861? Which left after? Which slave states stayed in the Union? The layer shows the country in 1863: which state on it did not exist in 1861?</w:t>
       </w:r>
     </w:p>
     <w:p>
@@ -505,7 +505,7 @@
       <w:pStyle w:val="Credits"/>
     </w:pPr>
     <w:r>
-      <w:t xml:space="preserve">Civil War Battlefields, 0.4.1.</w:t>
+      <w:t xml:space="preserve">Civil War Battlefields, 0.4.2.</w:t>
     </w:r>
   </w:p>
 </w:ftr>

--- a/resources/dist/sheets/civil-war-battlefields-student-sheet-en.docx
+++ b/resources/dist/sheets/civil-war-battlefields-student-sheet-en.docx
@@ -64,7 +64,7 @@
         </w:rPr>
         <w:t xml:space="preserve">Open the map in MapMaker: </w:t>
       </w:r>
-      <w:hyperlink w:history="1" r:id="rIdbz8k6b2vpyopkbexmx927">
+      <w:hyperlink w:history="1" r:id="rIduwkr0l87zxq2ibf00ka-e">
         <w:r>
           <w:rPr>
             <w:i/>
@@ -505,7 +505,7 @@
       <w:pStyle w:val="Credits"/>
     </w:pPr>
     <w:r>
-      <w:t xml:space="preserve">Civil War Battlefields, 0.4.2.</w:t>
+      <w:t xml:space="preserve">Civil War Battlefields, 0.5.0.</w:t>
     </w:r>
   </w:p>
 </w:ftr>

--- a/resources/dist/sheets/civil-war-battlefields-student-sheet-en.docx
+++ b/resources/dist/sheets/civil-war-battlefields-student-sheet-en.docx
@@ -64,7 +64,7 @@
         </w:rPr>
         <w:t xml:space="preserve">Open the map in MapMaker: </w:t>
       </w:r>
-      <w:hyperlink w:history="1" r:id="rIduwkr0l87zxq2ibf00ka-e">
+      <w:hyperlink w:history="1" r:id="rIdcxsksmwlwbsl6etnthsrk">
         <w:r>
           <w:rPr>
             <w:i/>
@@ -505,7 +505,7 @@
       <w:pStyle w:val="Credits"/>
     </w:pPr>
     <w:r>
-      <w:t xml:space="preserve">Civil War Battlefields, 0.5.0.</w:t>
+      <w:t xml:space="preserve">Civil War Battlefields, 0.5.1.</w:t>
     </w:r>
   </w:p>
 </w:ftr>

--- a/resources/dist/sheets/civil-war-battlefields-student-sheet-en.docx
+++ b/resources/dist/sheets/civil-war-battlefields-student-sheet-en.docx
@@ -25,7 +25,7 @@
           <w:tab w:val="left" w:pos="5600"/>
           <w:tab w:val="left" w:pos="9400" w:leader="underscore"/>
         </w:tabs>
-        <w:spacing w:after="120" w:before="120"/>
+        <w:spacing w:after="60" w:before="60"/>
       </w:pPr>
       <w:r>
         <w:t xml:space="preserve">Name:</w:t>
@@ -40,7 +40,7 @@
     <w:p>
       <w:pPr>
         <w:shd w:fill="E5EDF5" w:val="clear"/>
-        <w:spacing w:after="120"/>
+        <w:spacing w:after="80"/>
       </w:pPr>
       <w:r>
         <w:rPr>
@@ -64,7 +64,7 @@
         </w:rPr>
         <w:t xml:space="preserve">Open the map in MapMaker: </w:t>
       </w:r>
-      <w:hyperlink w:history="1" r:id="rIdcxsksmwlwbsl6etnthsrk">
+      <w:hyperlink w:history="1" r:id="rId5d7dt_ov1poksybpm_ifb">
         <w:r>
           <w:rPr>
             <w:i/>
@@ -88,6 +88,7 @@
     <w:p>
       <w:pPr>
         <w:pStyle w:val="Heading2"/>
+        <w:spacing w:after="20" w:before="80"/>
       </w:pPr>
       <w:r>
         <w:t xml:space="preserve">Before you start</w:t>
@@ -104,6 +105,7 @@
     <w:p>
       <w:pPr>
         <w:pStyle w:val="Heading2"/>
+        <w:spacing w:after="20" w:before="80"/>
       </w:pPr>
       <w:r>
         <w:t xml:space="preserve">Reading the map</w:t>
@@ -136,6 +138,7 @@
     <w:p>
       <w:pPr>
         <w:pStyle w:val="Heading2"/>
+        <w:spacing w:after="20" w:before="80"/>
       </w:pPr>
       <w:r>
         <w:t xml:space="preserve">Questions</w:t>
@@ -149,17 +152,89 @@
           <w:ilvl w:val="0"/>
           <w:numId w:val="2"/>
         </w:numPr>
-        <w:spacing w:before="160"/>
-      </w:pPr>
-      <w:r>
-        <w:rPr>
-          <w:b/>
-          <w:bCs/>
-        </w:rPr>
-        <w:t xml:space="preserve">A nation divided. </w:t>
-      </w:r>
-      <w:r>
-        <w:t xml:space="preserve">Open the legend and find the groups for U.S. Civil War States and Territories (1863). Match each state's shade to its group. Which states left the Union before the attack on Fort Sumter in April 1861? Which left after? Which slave states stayed in the Union? The layer shows the country in 1863: which state on it did not exist in 1861?</w:t>
+        <w:spacing w:after="20" w:before="100"/>
+      </w:pPr>
+      <w:r>
+        <w:rPr>
+          <w:b/>
+          <w:bCs/>
+        </w:rPr>
+        <w:t xml:space="preserve">A nation divided</w:t>
+      </w:r>
+    </w:p>
+    <w:p>
+      <w:pPr>
+        <w:keepNext/>
+        <w:spacing w:after="0"/>
+        <w:ind w:left="360"/>
+      </w:pPr>
+      <w:r>
+        <w:rPr>
+          <w:b/>
+          <w:bCs/>
+          <w:color w:val="00619B"/>
+        </w:rPr>
+        <w:t xml:space="preserve">On the map:</w:t>
+      </w:r>
+    </w:p>
+    <w:p>
+      <w:pPr>
+        <w:keepNext/>
+        <w:spacing w:after="0" w:line="230"/>
+        <w:ind w:left="720" w:hanging="300"/>
+      </w:pPr>
+      <w:r>
+        <w:rPr>
+          <w:sz w:val="22"/>
+          <w:szCs w:val="22"/>
+        </w:rPr>
+        <w:t xml:space="preserve">1.	Open the legend and find the groups for U.S. Civil War States and Territories (1863).</w:t>
+      </w:r>
+    </w:p>
+    <w:p>
+      <w:pPr>
+        <w:keepNext/>
+        <w:spacing w:after="0" w:line="230"/>
+        <w:ind w:left="720" w:hanging="300"/>
+      </w:pPr>
+      <w:r>
+        <w:rPr>
+          <w:sz w:val="22"/>
+          <w:szCs w:val="22"/>
+        </w:rPr>
+        <w:t xml:space="preserve">2.	Match each state's shade to its group.</w:t>
+      </w:r>
+    </w:p>
+    <w:p>
+      <w:pPr>
+        <w:keepNext/>
+        <w:spacing w:after="0" w:line="230"/>
+        <w:ind w:left="720" w:hanging="300"/>
+      </w:pPr>
+      <w:r>
+        <w:rPr>
+          <w:sz w:val="22"/>
+          <w:szCs w:val="22"/>
+        </w:rPr>
+        <w:t xml:space="preserve">3.	Find the state on the map that did not exist in 1861 (the layer shows the country in 1863).</w:t>
+      </w:r>
+    </w:p>
+    <w:p>
+      <w:pPr>
+        <w:keepNext/>
+        <w:spacing w:before="40"/>
+        <w:ind w:left="360"/>
+      </w:pPr>
+      <w:r>
+        <w:rPr>
+          <w:b/>
+          <w:bCs/>
+          <w:color w:val="00619B"/>
+        </w:rPr>
+        <w:t xml:space="preserve">Answer: </w:t>
+      </w:r>
+      <w:r>
+        <w:t xml:space="preserve">Which states left the Union before the attack on Fort Sumter in April 1861? Which left after? Which slave states stayed in the Union? Which state on the map did not exist in 1861?</w:t>
       </w:r>
     </w:p>
     <w:p>
@@ -168,7 +243,7 @@
         <w:pBdr>
           <w:bottom w:val="single" w:color="8A949F" w:sz="4" w:space="1"/>
         </w:pBdr>
-        <w:spacing w:before="130" w:line="260"/>
+        <w:spacing w:before="80" w:line="240"/>
       </w:pPr>
       <w:r>
         <w:t xml:space="preserve"/>
@@ -180,7 +255,7 @@
         <w:pBdr>
           <w:bottom w:val="single" w:color="8A949E" w:sz="4" w:space="1"/>
         </w:pBdr>
-        <w:spacing w:before="130" w:line="260"/>
+        <w:spacing w:before="80" w:line="240"/>
       </w:pPr>
       <w:r>
         <w:t xml:space="preserve"/>
@@ -192,7 +267,7 @@
         <w:pBdr>
           <w:bottom w:val="single" w:color="8A949F" w:sz="4" w:space="1"/>
         </w:pBdr>
-        <w:spacing w:before="130" w:line="260"/>
+        <w:spacing w:before="80" w:line="240"/>
       </w:pPr>
       <w:r>
         <w:t xml:space="preserve"/>
@@ -204,7 +279,7 @@
         <w:pBdr>
           <w:bottom w:val="single" w:color="8A949E" w:sz="4" w:space="1"/>
         </w:pBdr>
-        <w:spacing w:before="130" w:line="260"/>
+        <w:spacing w:before="80" w:line="240"/>
       </w:pPr>
       <w:r>
         <w:t xml:space="preserve"/>
@@ -218,17 +293,89 @@
           <w:ilvl w:val="0"/>
           <w:numId w:val="2"/>
         </w:numPr>
-        <w:spacing w:before="160"/>
-      </w:pPr>
-      <w:r>
-        <w:rPr>
-          <w:b/>
-          <w:bCs/>
-        </w:rPr>
-        <w:t xml:space="preserve">The border states. </w:t>
-      </w:r>
-      <w:r>
-        <w:t xml:space="preserve">Zoom in to Washington, D.C., on the east coast between Maryland and Virginia. Which two states border it? Check each one's shade in the legend. What would have happened to the capital if Maryland had left the Union?</w:t>
+        <w:spacing w:after="20" w:before="100"/>
+      </w:pPr>
+      <w:r>
+        <w:rPr>
+          <w:b/>
+          <w:bCs/>
+        </w:rPr>
+        <w:t xml:space="preserve">The border states</w:t>
+      </w:r>
+    </w:p>
+    <w:p>
+      <w:pPr>
+        <w:keepNext/>
+        <w:spacing w:after="0"/>
+        <w:ind w:left="360"/>
+      </w:pPr>
+      <w:r>
+        <w:rPr>
+          <w:b/>
+          <w:bCs/>
+          <w:color w:val="00619B"/>
+        </w:rPr>
+        <w:t xml:space="preserve">On the map:</w:t>
+      </w:r>
+    </w:p>
+    <w:p>
+      <w:pPr>
+        <w:keepNext/>
+        <w:spacing w:after="0" w:line="230"/>
+        <w:ind w:left="720" w:hanging="300"/>
+      </w:pPr>
+      <w:r>
+        <w:rPr>
+          <w:sz w:val="22"/>
+          <w:szCs w:val="22"/>
+        </w:rPr>
+        <w:t xml:space="preserve">1.	Zoom in to Washington, D.C., on the east coast between Maryland and Virginia.</w:t>
+      </w:r>
+    </w:p>
+    <w:p>
+      <w:pPr>
+        <w:keepNext/>
+        <w:spacing w:after="0" w:line="230"/>
+        <w:ind w:left="720" w:hanging="300"/>
+      </w:pPr>
+      <w:r>
+        <w:rPr>
+          <w:sz w:val="22"/>
+          <w:szCs w:val="22"/>
+        </w:rPr>
+        <w:t xml:space="preserve">2.	Find the two states that border it.</w:t>
+      </w:r>
+    </w:p>
+    <w:p>
+      <w:pPr>
+        <w:keepNext/>
+        <w:spacing w:after="0" w:line="230"/>
+        <w:ind w:left="720" w:hanging="300"/>
+      </w:pPr>
+      <w:r>
+        <w:rPr>
+          <w:sz w:val="22"/>
+          <w:szCs w:val="22"/>
+        </w:rPr>
+        <w:t xml:space="preserve">3.	Check each one's shade in the legend.</w:t>
+      </w:r>
+    </w:p>
+    <w:p>
+      <w:pPr>
+        <w:keepNext/>
+        <w:spacing w:before="40"/>
+        <w:ind w:left="360"/>
+      </w:pPr>
+      <w:r>
+        <w:rPr>
+          <w:b/>
+          <w:bCs/>
+          <w:color w:val="00619B"/>
+        </w:rPr>
+        <w:t xml:space="preserve">Answer: </w:t>
+      </w:r>
+      <w:r>
+        <w:t xml:space="preserve">Which two states border Washington, D.C.? What would have happened to the capital if Maryland had left the Union?</w:t>
       </w:r>
     </w:p>
     <w:p>
@@ -237,7 +384,7 @@
         <w:pBdr>
           <w:bottom w:val="single" w:color="8A949F" w:sz="4" w:space="1"/>
         </w:pBdr>
-        <w:spacing w:before="130" w:line="260"/>
+        <w:spacing w:before="80" w:line="240"/>
       </w:pPr>
       <w:r>
         <w:t xml:space="preserve"/>
@@ -249,7 +396,7 @@
         <w:pBdr>
           <w:bottom w:val="single" w:color="8A949E" w:sz="4" w:space="1"/>
         </w:pBdr>
-        <w:spacing w:before="130" w:line="260"/>
+        <w:spacing w:before="80" w:line="240"/>
       </w:pPr>
       <w:r>
         <w:t xml:space="preserve"/>
@@ -263,17 +410,89 @@
           <w:ilvl w:val="0"/>
           <w:numId w:val="2"/>
         </w:numPr>
-        <w:spacing w:before="160"/>
-      </w:pPr>
-      <w:r>
-        <w:rPr>
-          <w:b/>
-          <w:bCs/>
-        </w:rPr>
-        <w:t xml:space="preserve">Railroads, North and South. </w:t>
-      </w:r>
-      <w:r>
-        <w:t xml:space="preserve">Compare the railroads (thin dark gray lines) north and south of the white dashed boundary between the Union and the Confederacy. In Map layers you can turn U.S. Civil War States and Territories (1863) off to see the lines better. Which side had more railroads? Why would railroads matter in a war?</w:t>
+        <w:spacing w:after="20" w:before="100"/>
+      </w:pPr>
+      <w:r>
+        <w:rPr>
+          <w:b/>
+          <w:bCs/>
+        </w:rPr>
+        <w:t xml:space="preserve">Railroads, North and South</w:t>
+      </w:r>
+    </w:p>
+    <w:p>
+      <w:pPr>
+        <w:keepNext/>
+        <w:spacing w:after="0"/>
+        <w:ind w:left="360"/>
+      </w:pPr>
+      <w:r>
+        <w:rPr>
+          <w:b/>
+          <w:bCs/>
+          <w:color w:val="00619B"/>
+        </w:rPr>
+        <w:t xml:space="preserve">On the map:</w:t>
+      </w:r>
+    </w:p>
+    <w:p>
+      <w:pPr>
+        <w:keepNext/>
+        <w:spacing w:after="0" w:line="230"/>
+        <w:ind w:left="720" w:hanging="300"/>
+      </w:pPr>
+      <w:r>
+        <w:rPr>
+          <w:sz w:val="22"/>
+          <w:szCs w:val="22"/>
+        </w:rPr>
+        <w:t xml:space="preserve">1.	Find the white dashed boundary between the Union and the Confederacy.</w:t>
+      </w:r>
+    </w:p>
+    <w:p>
+      <w:pPr>
+        <w:keepNext/>
+        <w:spacing w:after="0" w:line="230"/>
+        <w:ind w:left="720" w:hanging="300"/>
+      </w:pPr>
+      <w:r>
+        <w:rPr>
+          <w:sz w:val="22"/>
+          <w:szCs w:val="22"/>
+        </w:rPr>
+        <w:t xml:space="preserve">2.	In Map layers, turn U.S. Civil War States and Territories (1863) off to see the railroad lines better.</w:t>
+      </w:r>
+    </w:p>
+    <w:p>
+      <w:pPr>
+        <w:keepNext/>
+        <w:spacing w:after="0" w:line="230"/>
+        <w:ind w:left="720" w:hanging="300"/>
+      </w:pPr>
+      <w:r>
+        <w:rPr>
+          <w:sz w:val="22"/>
+          <w:szCs w:val="22"/>
+        </w:rPr>
+        <w:t xml:space="preserve">3.	Compare the railroads (thin dark gray lines) north and south of the boundary.</w:t>
+      </w:r>
+    </w:p>
+    <w:p>
+      <w:pPr>
+        <w:keepNext/>
+        <w:spacing w:before="40"/>
+        <w:ind w:left="360"/>
+      </w:pPr>
+      <w:r>
+        <w:rPr>
+          <w:b/>
+          <w:bCs/>
+          <w:color w:val="00619B"/>
+        </w:rPr>
+        <w:t xml:space="preserve">Answer: </w:t>
+      </w:r>
+      <w:r>
+        <w:t xml:space="preserve">Which side had more railroads? Why would railroads matter in a war?</w:t>
       </w:r>
     </w:p>
     <w:p>
@@ -282,7 +501,7 @@
         <w:pBdr>
           <w:bottom w:val="single" w:color="8A949F" w:sz="4" w:space="1"/>
         </w:pBdr>
-        <w:spacing w:before="130" w:line="260"/>
+        <w:spacing w:before="80" w:line="240"/>
       </w:pPr>
       <w:r>
         <w:t xml:space="preserve"/>
@@ -294,7 +513,7 @@
         <w:pBdr>
           <w:bottom w:val="single" w:color="8A949E" w:sz="4" w:space="1"/>
         </w:pBdr>
-        <w:spacing w:before="130" w:line="260"/>
+        <w:spacing w:before="80" w:line="240"/>
       </w:pPr>
       <w:r>
         <w:t xml:space="preserve"/>
@@ -308,6 +527,118 @@
           <w:ilvl w:val="0"/>
           <w:numId w:val="2"/>
         </w:numPr>
+        <w:spacing w:after="20" w:before="100"/>
+      </w:pPr>
+      <w:r>
+        <w:rPr>
+          <w:b/>
+          <w:bCs/>
+        </w:rPr>
+        <w:t xml:space="preserve">Where were the battles?</w:t>
+      </w:r>
+    </w:p>
+    <w:p>
+      <w:pPr>
+        <w:keepNext/>
+        <w:spacing w:after="0"/>
+        <w:ind w:left="360"/>
+      </w:pPr>
+      <w:r>
+        <w:rPr>
+          <w:b/>
+          <w:bCs/>
+          <w:color w:val="00619B"/>
+        </w:rPr>
+        <w:t xml:space="preserve">On the map:</w:t>
+      </w:r>
+    </w:p>
+    <w:p>
+      <w:pPr>
+        <w:keepNext/>
+        <w:spacing w:after="0" w:line="230"/>
+        <w:ind w:left="720" w:hanging="300"/>
+      </w:pPr>
+      <w:r>
+        <w:rPr>
+          <w:sz w:val="22"/>
+          <w:szCs w:val="22"/>
+        </w:rPr>
+        <w:t xml:space="preserve">1.	Zoom to Virginia, then to Maryland and Pennsylvania.</w:t>
+      </w:r>
+    </w:p>
+    <w:p>
+      <w:pPr>
+        <w:keepNext/>
+        <w:spacing w:after="0" w:line="230"/>
+        <w:ind w:left="720" w:hanging="300"/>
+      </w:pPr>
+      <w:r>
+        <w:rPr>
+          <w:sz w:val="22"/>
+          <w:szCs w:val="22"/>
+        </w:rPr>
+        <w:t xml:space="preserve">2.	Click the tan shaded areas of two battlefields and read their names.</w:t>
+      </w:r>
+    </w:p>
+    <w:p>
+      <w:pPr>
+        <w:keepNext/>
+        <w:spacing w:after="0" w:line="230"/>
+        <w:ind w:left="720" w:hanging="300"/>
+      </w:pPr>
+      <w:r>
+        <w:rPr>
+          <w:sz w:val="22"/>
+          <w:szCs w:val="22"/>
+        </w:rPr>
+        <w:t xml:space="preserve">3.	Use the legend to find a battlefield in a Union state.</w:t>
+      </w:r>
+    </w:p>
+    <w:p>
+      <w:pPr>
+        <w:keepNext/>
+        <w:spacing w:before="40"/>
+        <w:ind w:left="360"/>
+      </w:pPr>
+      <w:r>
+        <w:rPr>
+          <w:b/>
+          <w:bCs/>
+          <w:color w:val="00619B"/>
+        </w:rPr>
+        <w:t xml:space="preserve">Answer: </w:t>
+      </w:r>
+      <w:r>
+        <w:t xml:space="preserve">Where were most battles fought? Name a battle fought in a state the legend shows as a Union state.</w:t>
+      </w:r>
+    </w:p>
+    <w:p>
+      <w:pPr>
+        <w:keepNext/>
+        <w:pBdr>
+          <w:bottom w:val="single" w:color="8A949F" w:sz="4" w:space="1"/>
+        </w:pBdr>
+        <w:spacing w:before="80" w:line="240"/>
+      </w:pPr>
+      <w:r>
+        <w:t xml:space="preserve"/>
+      </w:r>
+    </w:p>
+    <w:p>
+      <w:pPr>
+        <w:keepNext w:val="false"/>
+        <w:pBdr>
+          <w:bottom w:val="single" w:color="8A949E" w:sz="4" w:space="1"/>
+        </w:pBdr>
+        <w:spacing w:before="80" w:line="240"/>
+      </w:pPr>
+      <w:r>
+        <w:t xml:space="preserve"/>
+      </w:r>
+    </w:p>
+    <w:p>
+      <w:pPr>
+        <w:keepNext/>
         <w:spacing w:before="160"/>
       </w:pPr>
       <w:r>
@@ -315,10 +646,10 @@
           <w:b/>
           <w:bCs/>
         </w:rPr>
-        <w:t xml:space="preserve">Where were the battles? </w:t>
-      </w:r>
-      <w:r>
-        <w:t xml:space="preserve">Zoom to Virginia, then to Maryland and Pennsylvania. Click the tan shaded areas of two battlefields to read their names. Where were most battles fought? Name a battle fought in a state the legend shows as a Union state.</w:t>
+        <w:t xml:space="preserve">Your answer: </w:t>
+      </w:r>
+      <w:r>
+        <w:t xml:space="preserve">Answer the big question using evidence from at least two layers on the map. You can write a paragraph, sketch on the map, or both.</w:t>
       </w:r>
     </w:p>
     <w:p>
@@ -327,7 +658,19 @@
         <w:pBdr>
           <w:bottom w:val="single" w:color="8A949F" w:sz="4" w:space="1"/>
         </w:pBdr>
-        <w:spacing w:before="130" w:line="260"/>
+        <w:spacing w:before="80" w:line="240"/>
+      </w:pPr>
+      <w:r>
+        <w:t xml:space="preserve"/>
+      </w:r>
+    </w:p>
+    <w:p>
+      <w:pPr>
+        <w:keepNext/>
+        <w:pBdr>
+          <w:bottom w:val="single" w:color="8A949E" w:sz="4" w:space="1"/>
+        </w:pBdr>
+        <w:spacing w:before="80" w:line="240"/>
       </w:pPr>
       <w:r>
         <w:t xml:space="preserve"/>
@@ -337,52 +680,29 @@
       <w:pPr>
         <w:keepNext w:val="false"/>
         <w:pBdr>
-          <w:bottom w:val="single" w:color="8A949E" w:sz="4" w:space="1"/>
-        </w:pBdr>
-        <w:spacing w:before="130" w:line="260"/>
-      </w:pPr>
-      <w:r>
-        <w:t xml:space="preserve"/>
-      </w:r>
-    </w:p>
-    <w:p>
-      <w:pPr>
-        <w:keepNext/>
-        <w:spacing w:before="320"/>
-      </w:pPr>
-      <w:r>
-        <w:rPr>
-          <w:b/>
-          <w:bCs/>
-        </w:rPr>
-        <w:t xml:space="preserve">Your answer: </w:t>
-      </w:r>
-      <w:r>
-        <w:t xml:space="preserve">Answer the big question using evidence from at least two layers on the map. You can write a paragraph, sketch on the map, or both.</w:t>
-      </w:r>
-    </w:p>
-    <w:p>
-      <w:pPr>
-        <w:keepNext/>
-        <w:pBdr>
           <w:bottom w:val="single" w:color="8A949F" w:sz="4" w:space="1"/>
         </w:pBdr>
-        <w:spacing w:before="130" w:line="260"/>
-      </w:pPr>
-      <w:r>
-        <w:t xml:space="preserve"/>
-      </w:r>
-    </w:p>
-    <w:p>
-      <w:pPr>
-        <w:keepNext/>
-        <w:pBdr>
-          <w:bottom w:val="single" w:color="8A949E" w:sz="4" w:space="1"/>
-        </w:pBdr>
-        <w:spacing w:before="130" w:line="260"/>
-      </w:pPr>
-      <w:r>
-        <w:t xml:space="preserve"/>
+        <w:spacing w:before="80" w:line="240"/>
+      </w:pPr>
+      <w:r>
+        <w:t xml:space="preserve"/>
+      </w:r>
+    </w:p>
+    <w:p>
+      <w:pPr>
+        <w:pStyle w:val="Heading2"/>
+        <w:spacing w:after="20" w:before="80"/>
+      </w:pPr>
+      <w:r>
+        <w:t xml:space="preserve">Looking back</w:t>
+      </w:r>
+    </w:p>
+    <w:p>
+      <w:pPr>
+        <w:keepNext/>
+      </w:pPr>
+      <w:r>
+        <w:t xml:space="preserve">What did the map show you about the Civil War that you might not have noticed from reading alone?</w:t>
       </w:r>
     </w:p>
     <w:p>
@@ -391,47 +711,7 @@
         <w:pBdr>
           <w:bottom w:val="single" w:color="8A949F" w:sz="4" w:space="1"/>
         </w:pBdr>
-        <w:spacing w:before="130" w:line="260"/>
-      </w:pPr>
-      <w:r>
-        <w:t xml:space="preserve"/>
-      </w:r>
-    </w:p>
-    <w:p>
-      <w:pPr>
-        <w:pStyle w:val="Heading2"/>
-      </w:pPr>
-      <w:r>
-        <w:t xml:space="preserve">Looking back</w:t>
-      </w:r>
-    </w:p>
-    <w:p>
-      <w:pPr>
-        <w:keepNext/>
-      </w:pPr>
-      <w:r>
-        <w:t xml:space="preserve">What did the map show you about the Civil War that you might not have noticed from reading alone?</w:t>
-      </w:r>
-    </w:p>
-    <w:p>
-      <w:pPr>
-        <w:keepNext/>
-        <w:pBdr>
-          <w:bottom w:val="single" w:color="8A949F" w:sz="4" w:space="1"/>
-        </w:pBdr>
-        <w:spacing w:before="130" w:line="260"/>
-      </w:pPr>
-      <w:r>
-        <w:t xml:space="preserve"/>
-      </w:r>
-    </w:p>
-    <w:p>
-      <w:pPr>
-        <w:keepNext w:val="false"/>
-        <w:pBdr>
-          <w:bottom w:val="single" w:color="8A949E" w:sz="4" w:space="1"/>
-        </w:pBdr>
-        <w:spacing w:before="130" w:line="260"/>
+        <w:spacing w:before="80" w:line="240"/>
       </w:pPr>
       <w:r>
         <w:t xml:space="preserve"/>
@@ -440,9 +720,13 @@
     <w:p>
       <w:pPr>
         <w:pStyle w:val="Credits"/>
-        <w:spacing w:before="120"/>
-      </w:pPr>
-      <w:r>
+        <w:spacing w:before="60" w:line="190"/>
+      </w:pPr>
+      <w:r>
+        <w:rPr>
+          <w:sz w:val="16"/>
+          <w:szCs w:val="16"/>
+        </w:rPr>
         <w:t xml:space="preserve">Map data: State boundaries from IPUMS NHGIS, grouped by the MapMaker team; National Park Service, American Battlefield Protection Program; Not stated on the layer (hosted by the MapMaker team); Jeremy Atack, historical railroad data (ICPSR 36353), prepared by the MapMaker team; American Battlefield Trust.</w:t>
       </w:r>
     </w:p>
@@ -505,7 +789,7 @@
       <w:pStyle w:val="Credits"/>
     </w:pPr>
     <w:r>
-      <w:t xml:space="preserve">Civil War Battlefields, 0.5.1.</w:t>
+      <w:t xml:space="preserve">Civil War Battlefields, 0.6.0.</w:t>
     </w:r>
   </w:p>
 </w:ftr>

--- a/resources/dist/sheets/civil-war-battlefields-student-sheet-en.docx
+++ b/resources/dist/sheets/civil-war-battlefields-student-sheet-en.docx
@@ -64,7 +64,7 @@
         </w:rPr>
         <w:t xml:space="preserve">Open the map in MapMaker: </w:t>
       </w:r>
-      <w:hyperlink w:history="1" r:id="rId5d7dt_ov1poksybpm_ifb">
+      <w:hyperlink w:history="1" r:id="rIdwsvmsbxydvptz7_kev5im">
         <w:r>
           <w:rPr>
             <w:i/>
@@ -789,7 +789,7 @@
       <w:pStyle w:val="Credits"/>
     </w:pPr>
     <w:r>
-      <w:t xml:space="preserve">Civil War Battlefields, 0.6.0.</w:t>
+      <w:t xml:space="preserve">Civil War Battlefields, 0.7.0.</w:t>
     </w:r>
   </w:p>
 </w:ftr>

--- a/resources/dist/sheets/civil-war-battlefields-student-sheet-en.docx
+++ b/resources/dist/sheets/civil-war-battlefields-student-sheet-en.docx
@@ -64,7 +64,7 @@
         </w:rPr>
         <w:t xml:space="preserve">Open the map in MapMaker: </w:t>
       </w:r>
-      <w:hyperlink w:history="1" r:id="rIdwsvmsbxydvptz7_kev5im">
+      <w:hyperlink w:history="1" r:id="rIdyowjb10ngtqzi3qu3h8hb">
         <w:r>
           <w:rPr>
             <w:i/>

--- a/resources/dist/sheets/civil-war-battlefields-student-sheet-en.docx
+++ b/resources/dist/sheets/civil-war-battlefields-student-sheet-en.docx
@@ -64,7 +64,7 @@
         </w:rPr>
         <w:t xml:space="preserve">Open the map in MapMaker: </w:t>
       </w:r>
-      <w:hyperlink w:history="1" r:id="rIdyowjb10ngtqzi3qu3h8hb">
+      <w:hyperlink w:history="1" r:id="rIdt8bzr4j_uegbua4kf_qi7">
         <w:r>
           <w:rPr>
             <w:i/>

--- a/resources/dist/sheets/civil-war-battlefields-student-sheet-en.docx
+++ b/resources/dist/sheets/civil-war-battlefields-student-sheet-en.docx
@@ -62,9 +62,9 @@
           <w:i/>
           <w:iCs/>
         </w:rPr>
-        <w:t xml:space="preserve">Open the map in MapMaker: </w:t>
-      </w:r>
-      <w:hyperlink w:history="1" r:id="rIdt8bzr4j_uegbua4kf_qi7">
+        <w:t xml:space="preserve">Open the map: </w:t>
+      </w:r>
+      <w:hyperlink w:history="1" r:id="rIdwzi6f5njkgndq_nyftxwl">
         <w:r>
           <w:rPr>
             <w:i/>
@@ -82,7 +82,7 @@
         <w:spacing w:after="160"/>
       </w:pPr>
       <w:r>
-        <w:t xml:space="preserve">Map address: https://mpmkr.maps.arcgis.com/apps/instant/atlas/index.html?appid=0cd1cdee853c413a84bfe4b9a6931f0d&amp;webmap=7a06e8e2818941f99a3d40bb32e08118</w:t>
+        <w:t xml:space="preserve">Map address: https://www.arcgis.com/apps/instant/atlas/index.html?appid=0cd1cdee853c413a84bfe4b9a6931f0d&amp;webmap=7a06e8e2818941f99a3d40bb32e08118</w:t>
       </w:r>
     </w:p>
     <w:p>

--- a/resources/dist/sheets/civil-war-battlefields-student-sheet-en.docx
+++ b/resources/dist/sheets/civil-war-battlefields-student-sheet-en.docx
@@ -64,7 +64,7 @@
         </w:rPr>
         <w:t xml:space="preserve">Open the map: </w:t>
       </w:r>
-      <w:hyperlink w:history="1" r:id="rIdwzi6f5njkgndq_nyftxwl">
+      <w:hyperlink w:history="1" r:id="rIdfryyx553-pymwcn97kbgb">
         <w:r>
           <w:rPr>
             <w:i/>

--- a/resources/dist/sheets/civil-war-battlefields-student-sheet-en.docx
+++ b/resources/dist/sheets/civil-war-battlefields-student-sheet-en.docx
@@ -64,7 +64,7 @@
         </w:rPr>
         <w:t xml:space="preserve">Open the map: </w:t>
       </w:r>
-      <w:hyperlink w:history="1" r:id="rIdfryyx553-pymwcn97kbgb">
+      <w:hyperlink w:history="1" r:id="rId3c7twprwgbwcplruo5o8_">
         <w:r>
           <w:rPr>
             <w:i/>

--- a/resources/dist/sheets/civil-war-battlefields-student-sheet-en.docx
+++ b/resources/dist/sheets/civil-war-battlefields-student-sheet-en.docx
@@ -64,7 +64,7 @@
         </w:rPr>
         <w:t xml:space="preserve">Open the map: </w:t>
       </w:r>
-      <w:hyperlink w:history="1" r:id="rId3c7twprwgbwcplruo5o8_">
+      <w:hyperlink w:history="1" r:id="rId6e4sg0g0dox83gxkuku5f">
         <w:r>
           <w:rPr>
             <w:i/>
@@ -789,7 +789,7 @@
       <w:pStyle w:val="Credits"/>
     </w:pPr>
     <w:r>
-      <w:t xml:space="preserve">Civil War Battlefields, 0.7.0.</w:t>
+      <w:t xml:space="preserve">Civil War Battlefields, 0.7.1.</w:t>
     </w:r>
   </w:p>
 </w:ftr>

--- a/resources/dist/sheets/civil-war-battlefields-student-sheet-en.docx
+++ b/resources/dist/sheets/civil-war-battlefields-student-sheet-en.docx
@@ -55,7 +55,7 @@
     </w:p>
     <w:p>
       <w:pPr>
-        <w:spacing w:after="40"/>
+        <w:spacing w:after="160"/>
       </w:pPr>
       <w:r>
         <w:rPr>
@@ -64,7 +64,7 @@
         </w:rPr>
         <w:t xml:space="preserve">Open the map: </w:t>
       </w:r>
-      <w:hyperlink w:history="1" r:id="rId6e4sg0g0dox83gxkuku5f">
+      <w:hyperlink w:history="1" r:id="rIdakqhh8iago2wxqylm4lmn">
         <w:r>
           <w:rPr>
             <w:i/>
@@ -78,15 +78,6 @@
     </w:p>
     <w:p>
       <w:pPr>
-        <w:pStyle w:val="Credits"/>
-        <w:spacing w:after="160"/>
-      </w:pPr>
-      <w:r>
-        <w:t xml:space="preserve">Map address: https://www.arcgis.com/apps/instant/atlas/index.html?appid=0cd1cdee853c413a84bfe4b9a6931f0d&amp;webmap=7a06e8e2818941f99a3d40bb32e08118</w:t>
-      </w:r>
-    </w:p>
-    <w:p>
-      <w:pPr>
         <w:pStyle w:val="Heading2"/>
         <w:spacing w:after="20" w:before="80"/>
       </w:pPr>
@@ -715,19 +706,6 @@
       </w:pPr>
       <w:r>
         <w:t xml:space="preserve"/>
-      </w:r>
-    </w:p>
-    <w:p>
-      <w:pPr>
-        <w:pStyle w:val="Credits"/>
-        <w:spacing w:before="60" w:line="190"/>
-      </w:pPr>
-      <w:r>
-        <w:rPr>
-          <w:sz w:val="16"/>
-          <w:szCs w:val="16"/>
-        </w:rPr>
-        <w:t xml:space="preserve">Map data: State boundaries from IPUMS NHGIS, grouped by the MapMaker team; National Park Service, American Battlefield Protection Program; Not stated on the layer (hosted by the MapMaker team); Jeremy Atack, historical railroad data (ICPSR 36353), prepared by the MapMaker team; American Battlefield Trust.</w:t>
       </w:r>
     </w:p>
     <w:sectPr>

--- a/resources/dist/sheets/civil-war-battlefields-student-sheet-en.docx
+++ b/resources/dist/sheets/civil-war-battlefields-student-sheet-en.docx
@@ -64,7 +64,7 @@
         </w:rPr>
         <w:t xml:space="preserve">Open the map: </w:t>
       </w:r>
-      <w:hyperlink w:history="1" r:id="rIdakqhh8iago2wxqylm4lmn">
+      <w:hyperlink w:history="1" r:id="rIdvq56x-7n4vaaw-mf007cp">
         <w:r>
           <w:rPr>
             <w:i/>

--- a/resources/dist/sheets/civil-war-battlefields-student-sheet-en.docx
+++ b/resources/dist/sheets/civil-war-battlefields-student-sheet-en.docx
@@ -64,7 +64,7 @@
         </w:rPr>
         <w:t xml:space="preserve">Open the map: </w:t>
       </w:r>
-      <w:hyperlink w:history="1" r:id="rIdvq56x-7n4vaaw-mf007cp">
+      <w:hyperlink w:history="1" r:id="rIdstwucykenmp4m2vvhqpki">
         <w:r>
           <w:rPr>
             <w:i/>
@@ -767,7 +767,7 @@
       <w:pStyle w:val="Credits"/>
     </w:pPr>
     <w:r>
-      <w:t xml:space="preserve">Civil War Battlefields, 0.7.1.</w:t>
+      <w:t xml:space="preserve">Civil War Battlefields, 0.7.2.</w:t>
     </w:r>
   </w:p>
 </w:ftr>

--- a/resources/dist/sheets/civil-war-battlefields-student-sheet-en.docx
+++ b/resources/dist/sheets/civil-war-battlefields-student-sheet-en.docx
@@ -64,7 +64,7 @@
         </w:rPr>
         <w:t xml:space="preserve">Open the map: </w:t>
       </w:r>
-      <w:hyperlink w:history="1" r:id="rIdstwucykenmp4m2vvhqpki">
+      <w:hyperlink w:history="1" r:id="rIdlcvuesjneqenqoluamhmu">
         <w:r>
           <w:rPr>
             <w:i/>

--- a/resources/dist/sheets/civil-war-battlefields-student-sheet-en.docx
+++ b/resources/dist/sheets/civil-war-battlefields-student-sheet-en.docx
@@ -64,7 +64,7 @@
         </w:rPr>
         <w:t xml:space="preserve">Open the map: </w:t>
       </w:r>
-      <w:hyperlink w:history="1" r:id="rIdlcvuesjneqenqoluamhmu">
+      <w:hyperlink w:history="1" r:id="rIdjy0ksdypncokmwjjdw1xw">
         <w:r>
           <w:rPr>
             <w:i/>

--- a/resources/dist/sheets/civil-war-battlefields-student-sheet-en.docx
+++ b/resources/dist/sheets/civil-war-battlefields-student-sheet-en.docx
@@ -64,7 +64,7 @@
         </w:rPr>
         <w:t xml:space="preserve">Open the map: </w:t>
       </w:r>
-      <w:hyperlink w:history="1" r:id="rIdjy0ksdypncokmwjjdw1xw">
+      <w:hyperlink w:history="1" r:id="rId2lr_nulhwg24dq8jlmcvu">
         <w:r>
           <w:rPr>
             <w:i/>
